--- a/18_DOCX/HOME_CASES_0001_0008.docx
+++ b/18_DOCX/HOME_CASES_0001_0008.docx
@@ -28,7 +28,7 @@
         <w:pStyle w:val="Heading2"/>
       </w:pPr>
       <w:r>
-        <w:t>Controle</w:t>
+        <w:t>管理情報</w:t>
       </w:r>
     </w:p>
     <w:p>
@@ -36,7 +36,7 @@
         <w:pStyle w:val="ListBullet"/>
       </w:pPr>
       <w:r>
-        <w:t>Versão: 0.1</w:t>
+        <w:t>Versão: 0.2</w:t>
       </w:r>
     </w:p>
     <w:p>
@@ -60,7 +60,7 @@
         <w:pStyle w:val="ListBullet"/>
       </w:pPr>
       <w:r>
-        <w:t>Histórico: Criação inicial.</w:t>
+        <w:t>Histórico: Criação inicial; padronização para uso do corretor japonês com explicação em português e leitura em katakana.</w:t>
       </w:r>
     </w:p>
     <w:p>
@@ -68,7 +68,7 @@
         <w:pStyle w:val="Heading2"/>
       </w:pPr>
       <w:r>
-        <w:t>Código</w:t>
+        <w:t>コード</w:t>
       </w:r>
     </w:p>
     <w:p>
@@ -81,7 +81,7 @@
         <w:pStyle w:val="Heading2"/>
       </w:pPr>
       <w:r>
-        <w:t>Produto ou categoria</w:t>
+        <w:t>商品・カテゴリー</w:t>
       </w:r>
     </w:p>
     <w:p>
@@ -94,12 +94,12 @@
         <w:pStyle w:val="Heading2"/>
       </w:pPr>
       <w:r>
-        <w:t>Situação</w:t>
-      </w:r>
-    </w:p>
-    <w:p>
-      <w:r>
-        <w:t>Cliente aluga apartamento e não entende por que precisa de seguro.</w:t>
+        <w:t>状況</w:t>
+      </w:r>
+    </w:p>
+    <w:p>
+      <w:r>
+        <w:t>住居・賃貸契約に関する具体的な相談ケース。お客様が契約上の義務、保険加入、費用負担、関係先の役割について確認している場面。</w:t>
       </w:r>
     </w:p>
     <w:p>
@@ -107,12 +107,12 @@
         <w:pStyle w:val="Heading2"/>
       </w:pPr>
       <w:r>
-        <w:t>Problema</w:t>
-      </w:r>
-    </w:p>
-    <w:p>
-      <w:r>
-        <w:t>Cliente pode confundir obrigação contratual, cobrança imobiliária, responsabilidade civil e cobertura de seguro.</w:t>
+        <w:t>問題</w:t>
+      </w:r>
+    </w:p>
+    <w:p>
+      <w:r>
+        <w:t>お客様が契約上の義務、補償範囲、費用負担、必要書類、保険会社または関係先の判断を混同し、支払いや免除を期待してしまう可能性があります。</w:t>
       </w:r>
     </w:p>
     <w:p>
@@ -120,12 +120,12 @@
         <w:pStyle w:val="Heading2"/>
       </w:pPr>
       <w:r>
-        <w:t>Análise</w:t>
-      </w:r>
-    </w:p>
-    <w:p>
-      <w:r>
-        <w:t>O atendimento deve separar contrato de locação, papel da administradora, papel da garantidora, apólice, causa do dano e documentos.</w:t>
+        <w:t>分析</w:t>
+      </w:r>
+    </w:p>
+    <w:p>
+      <w:r>
+        <w:t>賃貸契約上の義務、管理会社の請求、保証会社の役割、保険契約の補償範囲を分けて整理する必要があります。</w:t>
       </w:r>
     </w:p>
     <w:p>
@@ -133,12 +133,12 @@
         <w:pStyle w:val="Heading2"/>
       </w:pPr>
       <w:r>
-        <w:t>Orientação ao corretor</w:t>
-      </w:r>
-    </w:p>
-    <w:p>
-      <w:r>
-        <w:t>Pedir contrato de locação, apólice, comunicação da administradora, fotos quando houver dano e histórico de pagamentos ou cobranças.</w:t>
+        <w:t>募集人への対応方針</w:t>
+      </w:r>
+    </w:p>
+    <w:p>
+      <w:r>
+        <w:t>賃貸契約、管理会社、保証会社、保険契約、費用負担の関係を確認する場面。契約書、保険証券、写真、領収書、管理会社または保険会社からの案内を確認し、一般説明と正式判断を分けて案内します。</w:t>
       </w:r>
     </w:p>
     <w:p>
@@ -146,12 +146,22 @@
         <w:pStyle w:val="Heading2"/>
       </w:pPr>
       <w:r>
-        <w:t>Como explicar ao cliente brasileiro</w:t>
-      </w:r>
-    </w:p>
-    <w:p>
-      <w:r>
-        <w:t>Vamos separar o que vem do contrato de aluguel, o que vem do seguro e o que precisa ser analisado pela administradora ou seguradora.</w:t>
+        <w:t>ブラジル人顧客への説明方法</w:t>
+      </w:r>
+    </w:p>
+    <w:p>
+      <w:r>
+        <w:t>Leitura para pronúncia: ヴァモス セパラール オ キ ヴェン ド コントラート ジ アウゲウ オ キ ヴェン ド セグーロ イ オ キ プレシーザ セール アナリザード ペラ アドミニストラドーラ オウ セグラドーラ</w:t>
+      </w:r>
+    </w:p>
+    <w:p>
+      <w:r>
+        <w:t>Português brasileiro: Vamos separar o que vem do contrato de aluguel, o que vem do seguro e o que precisa ser analisado pela administradora ou seguradora.</w:t>
+      </w:r>
+    </w:p>
+    <w:p>
+      <w:r>
+        <w:t>日本語確認用: 契約内容、必要書類、関係先の確認を分けて案内します。</w:t>
       </w:r>
     </w:p>
     <w:p>
@@ -159,12 +169,12 @@
         <w:pStyle w:val="Heading2"/>
       </w:pPr>
       <w:r>
-        <w:t>Resultado esperado</w:t>
-      </w:r>
-    </w:p>
-    <w:p>
-      <w:r>
-        <w:t>Cliente entende quem deve ser contatado, quais documentos reunir e quais conclusões não podem ser antecipadas.</w:t>
+        <w:t>期待される結果</w:t>
+      </w:r>
+    </w:p>
+    <w:p>
+      <w:r>
+        <w:t>お客様が次に確認すべき書類、連絡先、判断できることと判断できないことを理解する。</w:t>
       </w:r>
     </w:p>
     <w:p>
@@ -172,12 +182,12 @@
         <w:pStyle w:val="Heading2"/>
       </w:pPr>
       <w:r>
-        <w:t>Limite comercial/compliance</w:t>
-      </w:r>
-    </w:p>
-    <w:p>
-      <w:r>
-        <w:t>O corretor deve usar este caso como orientação de atendimento, sem prometer aprovação de aluguel, devolução de valores, isenção de cobrança, cobertura, indenização ou resultado de análise. A decisão depende do contrato de locação, apólice, documentos, causa do dano, administradora, garantidora e seguradora.</w:t>
+        <w:t>コンプライアンス上の注意</w:t>
+      </w:r>
+    </w:p>
+    <w:p>
+      <w:r>
+        <w:t>募集人はこのケースを対応方針として使用し、契約成立、補償、支払可否、返金、費用免除、審査結果、保険金額を断定しない。最終判断は契約条件、提出書類、事故原因、関係先および保険会社の確認による。</w:t>
       </w:r>
     </w:p>
     <w:p>
@@ -185,7 +195,7 @@
         <w:pStyle w:val="Heading2"/>
       </w:pPr>
       <w:r>
-        <w:t>Termos relacionados</w:t>
+        <w:t>関連用語</w:t>
       </w:r>
     </w:p>
     <w:p>
@@ -217,7 +227,7 @@
         <w:pStyle w:val="Heading2"/>
       </w:pPr>
       <w:r>
-        <w:t>FAQs relacionadas</w:t>
+        <w:t>関連FAQ</w:t>
       </w:r>
     </w:p>
     <w:p>
@@ -249,7 +259,7 @@
         <w:pStyle w:val="Heading2"/>
       </w:pPr>
       <w:r>
-        <w:t>Diálogos relacionados</w:t>
+        <w:t>関連対話</w:t>
       </w:r>
     </w:p>
     <w:p>
@@ -265,7 +275,7 @@
         <w:pStyle w:val="Heading2"/>
       </w:pPr>
       <w:r>
-        <w:t>Referências cruzadas</w:t>
+        <w:t>相互参照</w:t>
       </w:r>
     </w:p>
     <w:p>
@@ -329,7 +339,7 @@
         <w:pStyle w:val="Heading2"/>
       </w:pPr>
       <w:r>
-        <w:t>Referências</w:t>
+        <w:t>参考資料</w:t>
       </w:r>
     </w:p>
     <w:p>
@@ -345,7 +355,7 @@
         <w:pStyle w:val="Heading2"/>
       </w:pPr>
       <w:r>
-        <w:t>Tags</w:t>
+        <w:t>タグ</w:t>
       </w:r>
     </w:p>
     <w:p>
@@ -369,7 +379,7 @@
         <w:pStyle w:val="ListBullet"/>
       </w:pPr>
       <w:r>
-        <w:t>housing</w:t>
+        <w:t>atendimento</w:t>
       </w:r>
     </w:p>
     <w:p>
@@ -377,15 +387,439 @@
         <w:pStyle w:val="ListBullet"/>
       </w:pPr>
       <w:r>
+        <w:t>japanese-broker</w:t>
+      </w:r>
+    </w:p>
+    <w:p>
+      <w:pPr>
+        <w:pStyle w:val="Heading2"/>
+      </w:pPr>
+      <w:r>
+        <w:t>関連項目</w:t>
+      </w:r>
+    </w:p>
+    <w:p>
+      <w:pPr>
+        <w:pStyle w:val="ListBullet"/>
+      </w:pPr>
+      <w:r>
+        <w:t>`14_FAQ/HOME/FAQ-HOME-0001.md`</w:t>
+      </w:r>
+    </w:p>
+    <w:p>
+      <w:pPr>
+        <w:pStyle w:val="Heading2"/>
+      </w:pPr>
+      <w:r>
+        <w:t>改訂履歴</w:t>
+      </w:r>
+    </w:p>
+    <w:p>
+      <w:r>
+        <w:t>| Data | Versão | Autor | Alteração |</w:t>
+      </w:r>
+    </w:p>
+    <w:p>
+      <w:r>
+        <w:t>| --- | --- | --- | --- |</w:t>
+      </w:r>
+    </w:p>
+    <w:p>
+      <w:r>
+        <w:t>| 2026-06-27 | 0.1 | JP-BR Insurance Knowledge Base | Criação inicial. |</w:t>
+      </w:r>
+    </w:p>
+    <w:p>
+      <w:r>
+        <w:t>| 2026-06-27 | 0.2 | JP-BR Insurance Knowledge Base | Padronização para uso do corretor japonês com explicação em português e leitura em katakana. |</w:t>
+      </w:r>
+    </w:p>
+    <w:p>
+      <w:r>
+        <w:br w:type="page"/>
+      </w:r>
+    </w:p>
+    <w:p>
+      <w:pPr>
+        <w:pStyle w:val="Heading1"/>
+      </w:pPr>
+      <w:r>
+        <w:t>CASE-HOME-0002 - Cliente causa dano ao imóvel alugado e teme cobrança do proprietário</w:t>
+      </w:r>
+    </w:p>
+    <w:p>
+      <w:pPr>
+        <w:pStyle w:val="Heading2"/>
+      </w:pPr>
+      <w:r>
+        <w:t>管理情報</w:t>
+      </w:r>
+    </w:p>
+    <w:p>
+      <w:pPr>
+        <w:pStyle w:val="ListBullet"/>
+      </w:pPr>
+      <w:r>
+        <w:t>Versão: 0.2</w:t>
+      </w:r>
+    </w:p>
+    <w:p>
+      <w:pPr>
+        <w:pStyle w:val="ListBullet"/>
+      </w:pPr>
+      <w:r>
+        <w:t>Data: 2026-06-27</w:t>
+      </w:r>
+    </w:p>
+    <w:p>
+      <w:pPr>
+        <w:pStyle w:val="ListBullet"/>
+      </w:pPr>
+      <w:r>
+        <w:t>Autor: JP-BR Insurance Knowledge Base</w:t>
+      </w:r>
+    </w:p>
+    <w:p>
+      <w:pPr>
+        <w:pStyle w:val="ListBullet"/>
+      </w:pPr>
+      <w:r>
+        <w:t>Histórico: Criação inicial; padronização para uso do corretor japonês com explicação em português e leitura em katakana.</w:t>
+      </w:r>
+    </w:p>
+    <w:p>
+      <w:pPr>
+        <w:pStyle w:val="Heading2"/>
+      </w:pPr>
+      <w:r>
+        <w:t>コード</w:t>
+      </w:r>
+    </w:p>
+    <w:p>
+      <w:r>
+        <w:t>CASE-HOME-0002</w:t>
+      </w:r>
+    </w:p>
+    <w:p>
+      <w:pPr>
+        <w:pStyle w:val="Heading2"/>
+      </w:pPr>
+      <w:r>
+        <w:t>商品・カテゴリー</w:t>
+      </w:r>
+    </w:p>
+    <w:p>
+      <w:r>
+        <w:t>HOME</w:t>
+      </w:r>
+    </w:p>
+    <w:p>
+      <w:pPr>
+        <w:pStyle w:val="Heading2"/>
+      </w:pPr>
+      <w:r>
+        <w:t>状況</w:t>
+      </w:r>
+    </w:p>
+    <w:p>
+      <w:r>
+        <w:t>住居・賃貸契約に関する具体的な相談ケース。お客様が契約上の義務、保険加入、費用負担、関係先の役割について確認している場面。</w:t>
+      </w:r>
+    </w:p>
+    <w:p>
+      <w:pPr>
+        <w:pStyle w:val="Heading2"/>
+      </w:pPr>
+      <w:r>
+        <w:t>問題</w:t>
+      </w:r>
+    </w:p>
+    <w:p>
+      <w:r>
+        <w:t>お客様が契約上の義務、補償範囲、費用負担、必要書類、保険会社または関係先の判断を混同し、支払いや免除を期待してしまう可能性があります。</w:t>
+      </w:r>
+    </w:p>
+    <w:p>
+      <w:pPr>
+        <w:pStyle w:val="Heading2"/>
+      </w:pPr>
+      <w:r>
+        <w:t>分析</w:t>
+      </w:r>
+    </w:p>
+    <w:p>
+      <w:r>
+        <w:t>賃貸契約上の義務、管理会社の請求、保証会社の役割、保険契約の補償範囲を分けて整理する必要があります。</w:t>
+      </w:r>
+    </w:p>
+    <w:p>
+      <w:pPr>
+        <w:pStyle w:val="Heading2"/>
+      </w:pPr>
+      <w:r>
+        <w:t>募集人への対応方針</w:t>
+      </w:r>
+    </w:p>
+    <w:p>
+      <w:r>
+        <w:t>賃貸契約、管理会社、保証会社、保険契約、費用負担の関係を確認する場面。契約書、保険証券、写真、領収書、管理会社または保険会社からの案内を確認し、一般説明と正式判断を分けて案内します。</w:t>
+      </w:r>
+    </w:p>
+    <w:p>
+      <w:pPr>
+        <w:pStyle w:val="Heading2"/>
+      </w:pPr>
+      <w:r>
+        <w:t>ブラジル人顧客への説明方法</w:t>
+      </w:r>
+    </w:p>
+    <w:p>
+      <w:r>
+        <w:t>Leitura para pronúncia: ヴァモス セパラール オ キ ヴェン ド コントラート ジ アウゲウ オ キ ヴェン ド セグーロ イ オ キ プレシーザ セール アナリザード ペラ アドミニストラドーラ オウ セグラドーラ</w:t>
+      </w:r>
+    </w:p>
+    <w:p>
+      <w:r>
+        <w:t>Português brasileiro: Vamos separar o que vem do contrato de aluguel, o que vem do seguro e o que precisa ser analisado pela administradora ou seguradora.</w:t>
+      </w:r>
+    </w:p>
+    <w:p>
+      <w:r>
+        <w:t>日本語確認用: 契約内容、必要書類、関係先の確認を分けて案内します。</w:t>
+      </w:r>
+    </w:p>
+    <w:p>
+      <w:pPr>
+        <w:pStyle w:val="Heading2"/>
+      </w:pPr>
+      <w:r>
+        <w:t>期待される結果</w:t>
+      </w:r>
+    </w:p>
+    <w:p>
+      <w:r>
+        <w:t>お客様が次に確認すべき書類、連絡先、判断できることと判断できないことを理解する。</w:t>
+      </w:r>
+    </w:p>
+    <w:p>
+      <w:pPr>
+        <w:pStyle w:val="Heading2"/>
+      </w:pPr>
+      <w:r>
+        <w:t>コンプライアンス上の注意</w:t>
+      </w:r>
+    </w:p>
+    <w:p>
+      <w:r>
+        <w:t>募集人はこのケースを対応方針として使用し、契約成立、補償、支払可否、返金、費用免除、審査結果、保険金額を断定しない。最終判断は契約条件、提出書類、事故原因、関係先および保険会社の確認による。</w:t>
+      </w:r>
+    </w:p>
+    <w:p>
+      <w:pPr>
+        <w:pStyle w:val="Heading2"/>
+      </w:pPr>
+      <w:r>
+        <w:t>関連用語</w:t>
+      </w:r>
+    </w:p>
+    <w:p>
+      <w:pPr>
+        <w:pStyle w:val="ListBullet"/>
+      </w:pPr>
+      <w:r>
+        <w:t>HOME-0004 - 借家人賠償責任 - Responsabilidade do inquilino perante o proprietário</w:t>
+      </w:r>
+    </w:p>
+    <w:p>
+      <w:pPr>
+        <w:pStyle w:val="ListBullet"/>
+      </w:pPr>
+      <w:r>
+        <w:t>HOME-0006 - 修理費用 - Despesas de reparo</w:t>
+      </w:r>
+    </w:p>
+    <w:p>
+      <w:pPr>
+        <w:pStyle w:val="ListBullet"/>
+      </w:pPr>
+      <w:r>
+        <w:t>HOME-0007 - 原状回復 - Restauração ao estado original</w:t>
+      </w:r>
+    </w:p>
+    <w:p>
+      <w:pPr>
+        <w:pStyle w:val="Heading2"/>
+      </w:pPr>
+      <w:r>
+        <w:t>関連FAQ</w:t>
+      </w:r>
+    </w:p>
+    <w:p>
+      <w:pPr>
+        <w:pStyle w:val="ListBullet"/>
+      </w:pPr>
+      <w:r>
+        <w:t>FAQ-HOME-0004</w:t>
+      </w:r>
+    </w:p>
+    <w:p>
+      <w:pPr>
+        <w:pStyle w:val="ListBullet"/>
+      </w:pPr>
+      <w:r>
+        <w:t>FAQ-HOME-0006</w:t>
+      </w:r>
+    </w:p>
+    <w:p>
+      <w:pPr>
+        <w:pStyle w:val="ListBullet"/>
+      </w:pPr>
+      <w:r>
+        <w:t>FAQ-HOME-0007</w:t>
+      </w:r>
+    </w:p>
+    <w:p>
+      <w:pPr>
+        <w:pStyle w:val="Heading2"/>
+      </w:pPr>
+      <w:r>
+        <w:t>関連対話</w:t>
+      </w:r>
+    </w:p>
+    <w:p>
+      <w:pPr>
+        <w:pStyle w:val="ListBullet"/>
+      </w:pPr>
+      <w:r>
+        <w:t>DIALOGUE-HOME-0001</w:t>
+      </w:r>
+    </w:p>
+    <w:p>
+      <w:pPr>
+        <w:pStyle w:val="Heading2"/>
+      </w:pPr>
+      <w:r>
+        <w:t>相互参照</w:t>
+      </w:r>
+    </w:p>
+    <w:p>
+      <w:pPr>
+        <w:pStyle w:val="ListBullet"/>
+      </w:pPr>
+      <w:r>
+        <w:t>HOME-0004</w:t>
+      </w:r>
+    </w:p>
+    <w:p>
+      <w:pPr>
+        <w:pStyle w:val="ListBullet"/>
+      </w:pPr>
+      <w:r>
+        <w:t>HOME-0006</w:t>
+      </w:r>
+    </w:p>
+    <w:p>
+      <w:pPr>
+        <w:pStyle w:val="ListBullet"/>
+      </w:pPr>
+      <w:r>
+        <w:t>HOME-0007</w:t>
+      </w:r>
+    </w:p>
+    <w:p>
+      <w:pPr>
+        <w:pStyle w:val="ListBullet"/>
+      </w:pPr>
+      <w:r>
+        <w:t>FAQ-HOME-0004</w:t>
+      </w:r>
+    </w:p>
+    <w:p>
+      <w:pPr>
+        <w:pStyle w:val="ListBullet"/>
+      </w:pPr>
+      <w:r>
+        <w:t>FAQ-HOME-0006</w:t>
+      </w:r>
+    </w:p>
+    <w:p>
+      <w:pPr>
+        <w:pStyle w:val="ListBullet"/>
+      </w:pPr>
+      <w:r>
+        <w:t>FAQ-HOME-0007</w:t>
+      </w:r>
+    </w:p>
+    <w:p>
+      <w:pPr>
+        <w:pStyle w:val="ListBullet"/>
+      </w:pPr>
+      <w:r>
+        <w:t>DIALOGUE-HOME-0001</w:t>
+      </w:r>
+    </w:p>
+    <w:p>
+      <w:pPr>
+        <w:pStyle w:val="Heading2"/>
+      </w:pPr>
+      <w:r>
+        <w:t>参考資料</w:t>
+      </w:r>
+    </w:p>
+    <w:p>
+      <w:pPr>
+        <w:pStyle w:val="ListBullet"/>
+      </w:pPr>
+      <w:r>
+        <w:t>Documento interno: `EDITORIAL_RULES.md`</w:t>
+      </w:r>
+    </w:p>
+    <w:p>
+      <w:pPr>
+        <w:pStyle w:val="Heading2"/>
+      </w:pPr>
+      <w:r>
+        <w:t>タグ</w:t>
+      </w:r>
+    </w:p>
+    <w:p>
+      <w:pPr>
+        <w:pStyle w:val="ListBullet"/>
+      </w:pPr>
+      <w:r>
+        <w:t>case</w:t>
+      </w:r>
+    </w:p>
+    <w:p>
+      <w:pPr>
+        <w:pStyle w:val="ListBullet"/>
+      </w:pPr>
+      <w:r>
+        <w:t>home</w:t>
+      </w:r>
+    </w:p>
+    <w:p>
+      <w:pPr>
+        <w:pStyle w:val="ListBullet"/>
+      </w:pPr>
+      <w:r>
         <w:t>atendimento</w:t>
       </w:r>
     </w:p>
     <w:p>
       <w:pPr>
+        <w:pStyle w:val="ListBullet"/>
+      </w:pPr>
+      <w:r>
+        <w:t>japanese-broker</w:t>
+      </w:r>
+    </w:p>
+    <w:p>
+      <w:pPr>
         <w:pStyle w:val="Heading2"/>
       </w:pPr>
       <w:r>
-        <w:t>Veja também</w:t>
+        <w:t>関連項目</w:t>
       </w:r>
     </w:p>
     <w:p>
@@ -393,7 +827,7 @@
         <w:pStyle w:val="ListBullet"/>
       </w:pPr>
       <w:r>
-        <w:t>`14_FAQ/HOME/FAQ-HOME-0001.md`</w:t>
+        <w:t>`14_FAQ/HOME/FAQ-HOME-0004.md`</w:t>
       </w:r>
     </w:p>
     <w:p>
@@ -401,7 +835,7 @@
         <w:pStyle w:val="Heading2"/>
       </w:pPr>
       <w:r>
-        <w:t>Histórico de revisão</w:t>
+        <w:t>改訂履歴</w:t>
       </w:r>
     </w:p>
     <w:p>
@@ -421,6 +855,11 @@
     </w:p>
     <w:p>
       <w:r>
+        <w:t>| 2026-06-27 | 0.2 | JP-BR Insurance Knowledge Base | Padronização para uso do corretor japonês com explicação em português e leitura em katakana. |</w:t>
+      </w:r>
+    </w:p>
+    <w:p>
+      <w:r>
         <w:br w:type="page"/>
       </w:r>
     </w:p>
@@ -429,7 +868,7 @@
         <w:pStyle w:val="Heading1"/>
       </w:pPr>
       <w:r>
-        <w:t>CASE-HOME-0002 - Cliente causa dano ao imóvel alugado e teme cobrança do proprietário</w:t>
+        <w:t>CASE-HOME-0003 - Vazamento atinge apartamento vizinho</w:t>
       </w:r>
     </w:p>
     <w:p>
@@ -437,7 +876,7 @@
         <w:pStyle w:val="Heading2"/>
       </w:pPr>
       <w:r>
-        <w:t>Controle</w:t>
+        <w:t>管理情報</w:t>
       </w:r>
     </w:p>
     <w:p>
@@ -445,7 +884,7 @@
         <w:pStyle w:val="ListBullet"/>
       </w:pPr>
       <w:r>
-        <w:t>Versão: 0.1</w:t>
+        <w:t>Versão: 0.2</w:t>
       </w:r>
     </w:p>
     <w:p>
@@ -469,7 +908,7 @@
         <w:pStyle w:val="ListBullet"/>
       </w:pPr>
       <w:r>
-        <w:t>Histórico: Criação inicial.</w:t>
+        <w:t>Histórico: Criação inicial; padronização para uso do corretor japonês com explicação em português e leitura em katakana.</w:t>
       </w:r>
     </w:p>
     <w:p>
@@ -477,12 +916,12 @@
         <w:pStyle w:val="Heading2"/>
       </w:pPr>
       <w:r>
-        <w:t>Código</w:t>
-      </w:r>
-    </w:p>
-    <w:p>
-      <w:r>
-        <w:t>CASE-HOME-0002</w:t>
+        <w:t>コード</w:t>
+      </w:r>
+    </w:p>
+    <w:p>
+      <w:r>
+        <w:t>CASE-HOME-0003</w:t>
       </w:r>
     </w:p>
     <w:p>
@@ -490,7 +929,7 @@
         <w:pStyle w:val="Heading2"/>
       </w:pPr>
       <w:r>
-        <w:t>Produto ou categoria</w:t>
+        <w:t>商品・カテゴリー</w:t>
       </w:r>
     </w:p>
     <w:p>
@@ -503,12 +942,12 @@
         <w:pStyle w:val="Heading2"/>
       </w:pPr>
       <w:r>
-        <w:t>Situação</w:t>
-      </w:r>
-    </w:p>
-    <w:p>
-      <w:r>
-        <w:t>Cliente causa dano ao imóvel alugado e teme cobrança do proprietário.</w:t>
+        <w:t>状況</w:t>
+      </w:r>
+    </w:p>
+    <w:p>
+      <w:r>
+        <w:t>住居・賃貸契約に関する具体的な相談ケース。お客様が契約上の義務、保険加入、費用負担、関係先の役割について確認している場面。</w:t>
       </w:r>
     </w:p>
     <w:p>
@@ -516,12 +955,12 @@
         <w:pStyle w:val="Heading2"/>
       </w:pPr>
       <w:r>
-        <w:t>Problema</w:t>
-      </w:r>
-    </w:p>
-    <w:p>
-      <w:r>
-        <w:t>Cliente pode confundir obrigação contratual, cobrança imobiliária, responsabilidade civil e cobertura de seguro.</w:t>
+        <w:t>問題</w:t>
+      </w:r>
+    </w:p>
+    <w:p>
+      <w:r>
+        <w:t>お客様が契約上の義務、補償範囲、費用負担、必要書類、保険会社または関係先の判断を混同し、支払いや免除を期待してしまう可能性があります。</w:t>
       </w:r>
     </w:p>
     <w:p>
@@ -529,12 +968,12 @@
         <w:pStyle w:val="Heading2"/>
       </w:pPr>
       <w:r>
-        <w:t>Análise</w:t>
-      </w:r>
-    </w:p>
-    <w:p>
-      <w:r>
-        <w:t>O atendimento deve separar contrato de locação, papel da administradora, papel da garantidora, apólice, causa do dano e documentos.</w:t>
+        <w:t>分析</w:t>
+      </w:r>
+    </w:p>
+    <w:p>
+      <w:r>
+        <w:t>賃貸契約上の義務、管理会社の請求、保証会社の役割、保険契約の補償範囲を分けて整理する必要があります。</w:t>
       </w:r>
     </w:p>
     <w:p>
@@ -542,12 +981,12 @@
         <w:pStyle w:val="Heading2"/>
       </w:pPr>
       <w:r>
-        <w:t>Orientação ao corretor</w:t>
-      </w:r>
-    </w:p>
-    <w:p>
-      <w:r>
-        <w:t>Pedir contrato de locação, apólice, comunicação da administradora, fotos quando houver dano e histórico de pagamentos ou cobranças.</w:t>
+        <w:t>募集人への対応方針</w:t>
+      </w:r>
+    </w:p>
+    <w:p>
+      <w:r>
+        <w:t>賃貸契約、管理会社、保証会社、保険契約、費用負担の関係を確認する場面。契約書、保険証券、写真、領収書、管理会社または保険会社からの案内を確認し、一般説明と正式判断を分けて案内します。</w:t>
       </w:r>
     </w:p>
     <w:p>
@@ -555,12 +994,22 @@
         <w:pStyle w:val="Heading2"/>
       </w:pPr>
       <w:r>
-        <w:t>Como explicar ao cliente brasileiro</w:t>
-      </w:r>
-    </w:p>
-    <w:p>
-      <w:r>
-        <w:t>Vamos separar o que vem do contrato de aluguel, o que vem do seguro e o que precisa ser analisado pela administradora ou seguradora.</w:t>
+        <w:t>ブラジル人顧客への説明方法</w:t>
+      </w:r>
+    </w:p>
+    <w:p>
+      <w:r>
+        <w:t>Leitura para pronúncia: ヴァモス セパラール オ キ ヴェン ド コントラート ジ アウゲウ オ キ ヴェン ド セグーロ イ オ キ プレシーザ セール アナリザード ペラ アドミニストラドーラ オウ セグラドーラ</w:t>
+      </w:r>
+    </w:p>
+    <w:p>
+      <w:r>
+        <w:t>Português brasileiro: Vamos separar o que vem do contrato de aluguel, o que vem do seguro e o que precisa ser analisado pela administradora ou seguradora.</w:t>
+      </w:r>
+    </w:p>
+    <w:p>
+      <w:r>
+        <w:t>日本語確認用: 契約内容、必要書類、関係先の確認を分けて案内します。</w:t>
       </w:r>
     </w:p>
     <w:p>
@@ -568,12 +1017,12 @@
         <w:pStyle w:val="Heading2"/>
       </w:pPr>
       <w:r>
-        <w:t>Resultado esperado</w:t>
-      </w:r>
-    </w:p>
-    <w:p>
-      <w:r>
-        <w:t>Cliente entende quem deve ser contatado, quais documentos reunir e quais conclusões não podem ser antecipadas.</w:t>
+        <w:t>期待される結果</w:t>
+      </w:r>
+    </w:p>
+    <w:p>
+      <w:r>
+        <w:t>お客様が次に確認すべき書類、連絡先、判断できることと判断できないことを理解する。</w:t>
       </w:r>
     </w:p>
     <w:p>
@@ -581,12 +1030,12 @@
         <w:pStyle w:val="Heading2"/>
       </w:pPr>
       <w:r>
-        <w:t>Limite comercial/compliance</w:t>
-      </w:r>
-    </w:p>
-    <w:p>
-      <w:r>
-        <w:t>O corretor deve usar este caso como orientação de atendimento, sem prometer aprovação de aluguel, devolução de valores, isenção de cobrança, cobertura, indenização ou resultado de análise. A decisão depende do contrato de locação, apólice, documentos, causa do dano, administradora, garantidora e seguradora.</w:t>
+        <w:t>コンプライアンス上の注意</w:t>
+      </w:r>
+    </w:p>
+    <w:p>
+      <w:r>
+        <w:t>募集人はこのケースを対応方針として使用し、契約成立、補償、支払可否、返金、費用免除、審査結果、保険金額を断定しない。最終判断は契約条件、提出書類、事故原因、関係先および保険会社の確認による。</w:t>
       </w:r>
     </w:p>
     <w:p>
@@ -594,7 +1043,7 @@
         <w:pStyle w:val="Heading2"/>
       </w:pPr>
       <w:r>
-        <w:t>Termos relacionados</w:t>
+        <w:t>関連用語</w:t>
       </w:r>
     </w:p>
     <w:p>
@@ -602,7 +1051,7 @@
         <w:pStyle w:val="ListBullet"/>
       </w:pPr>
       <w:r>
-        <w:t>HOME-0004 - 借家人賠償責任 - Responsabilidade do inquilino perante o proprietário</w:t>
+        <w:t>HOME-0005 - 個人賠償責任 - Responsabilidade civil pessoal</w:t>
       </w:r>
     </w:p>
     <w:p>
@@ -618,15 +1067,1287 @@
         <w:pStyle w:val="ListBullet"/>
       </w:pPr>
       <w:r>
+        <w:t>HOME-0012 - 管理会社 - Administradora do imóvel</w:t>
+      </w:r>
+    </w:p>
+    <w:p>
+      <w:pPr>
+        <w:pStyle w:val="Heading2"/>
+      </w:pPr>
+      <w:r>
+        <w:t>関連FAQ</w:t>
+      </w:r>
+    </w:p>
+    <w:p>
+      <w:pPr>
+        <w:pStyle w:val="ListBullet"/>
+      </w:pPr>
+      <w:r>
+        <w:t>FAQ-HOME-0005</w:t>
+      </w:r>
+    </w:p>
+    <w:p>
+      <w:pPr>
+        <w:pStyle w:val="ListBullet"/>
+      </w:pPr>
+      <w:r>
+        <w:t>FAQ-HOME-0006</w:t>
+      </w:r>
+    </w:p>
+    <w:p>
+      <w:pPr>
+        <w:pStyle w:val="ListBullet"/>
+      </w:pPr>
+      <w:r>
+        <w:t>FAQ-HOME-0012</w:t>
+      </w:r>
+    </w:p>
+    <w:p>
+      <w:pPr>
+        <w:pStyle w:val="Heading2"/>
+      </w:pPr>
+      <w:r>
+        <w:t>関連対話</w:t>
+      </w:r>
+    </w:p>
+    <w:p>
+      <w:pPr>
+        <w:pStyle w:val="ListBullet"/>
+      </w:pPr>
+      <w:r>
+        <w:t>DIALOGUE-HOME-0002</w:t>
+      </w:r>
+    </w:p>
+    <w:p>
+      <w:pPr>
+        <w:pStyle w:val="Heading2"/>
+      </w:pPr>
+      <w:r>
+        <w:t>相互参照</w:t>
+      </w:r>
+    </w:p>
+    <w:p>
+      <w:pPr>
+        <w:pStyle w:val="ListBullet"/>
+      </w:pPr>
+      <w:r>
+        <w:t>HOME-0005</w:t>
+      </w:r>
+    </w:p>
+    <w:p>
+      <w:pPr>
+        <w:pStyle w:val="ListBullet"/>
+      </w:pPr>
+      <w:r>
+        <w:t>HOME-0006</w:t>
+      </w:r>
+    </w:p>
+    <w:p>
+      <w:pPr>
+        <w:pStyle w:val="ListBullet"/>
+      </w:pPr>
+      <w:r>
+        <w:t>HOME-0012</w:t>
+      </w:r>
+    </w:p>
+    <w:p>
+      <w:pPr>
+        <w:pStyle w:val="ListBullet"/>
+      </w:pPr>
+      <w:r>
+        <w:t>FAQ-HOME-0005</w:t>
+      </w:r>
+    </w:p>
+    <w:p>
+      <w:pPr>
+        <w:pStyle w:val="ListBullet"/>
+      </w:pPr>
+      <w:r>
+        <w:t>FAQ-HOME-0006</w:t>
+      </w:r>
+    </w:p>
+    <w:p>
+      <w:pPr>
+        <w:pStyle w:val="ListBullet"/>
+      </w:pPr>
+      <w:r>
+        <w:t>FAQ-HOME-0012</w:t>
+      </w:r>
+    </w:p>
+    <w:p>
+      <w:pPr>
+        <w:pStyle w:val="ListBullet"/>
+      </w:pPr>
+      <w:r>
+        <w:t>DIALOGUE-HOME-0002</w:t>
+      </w:r>
+    </w:p>
+    <w:p>
+      <w:pPr>
+        <w:pStyle w:val="Heading2"/>
+      </w:pPr>
+      <w:r>
+        <w:t>参考資料</w:t>
+      </w:r>
+    </w:p>
+    <w:p>
+      <w:pPr>
+        <w:pStyle w:val="ListBullet"/>
+      </w:pPr>
+      <w:r>
+        <w:t>Documento interno: `EDITORIAL_RULES.md`</w:t>
+      </w:r>
+    </w:p>
+    <w:p>
+      <w:pPr>
+        <w:pStyle w:val="Heading2"/>
+      </w:pPr>
+      <w:r>
+        <w:t>タグ</w:t>
+      </w:r>
+    </w:p>
+    <w:p>
+      <w:pPr>
+        <w:pStyle w:val="ListBullet"/>
+      </w:pPr>
+      <w:r>
+        <w:t>case</w:t>
+      </w:r>
+    </w:p>
+    <w:p>
+      <w:pPr>
+        <w:pStyle w:val="ListBullet"/>
+      </w:pPr>
+      <w:r>
+        <w:t>home</w:t>
+      </w:r>
+    </w:p>
+    <w:p>
+      <w:pPr>
+        <w:pStyle w:val="ListBullet"/>
+      </w:pPr>
+      <w:r>
+        <w:t>atendimento</w:t>
+      </w:r>
+    </w:p>
+    <w:p>
+      <w:pPr>
+        <w:pStyle w:val="ListBullet"/>
+      </w:pPr>
+      <w:r>
+        <w:t>japanese-broker</w:t>
+      </w:r>
+    </w:p>
+    <w:p>
+      <w:pPr>
+        <w:pStyle w:val="Heading2"/>
+      </w:pPr>
+      <w:r>
+        <w:t>関連項目</w:t>
+      </w:r>
+    </w:p>
+    <w:p>
+      <w:pPr>
+        <w:pStyle w:val="ListBullet"/>
+      </w:pPr>
+      <w:r>
+        <w:t>`14_FAQ/HOME/FAQ-HOME-0005.md`</w:t>
+      </w:r>
+    </w:p>
+    <w:p>
+      <w:pPr>
+        <w:pStyle w:val="Heading2"/>
+      </w:pPr>
+      <w:r>
+        <w:t>改訂履歴</w:t>
+      </w:r>
+    </w:p>
+    <w:p>
+      <w:r>
+        <w:t>| Data | Versão | Autor | Alteração |</w:t>
+      </w:r>
+    </w:p>
+    <w:p>
+      <w:r>
+        <w:t>| --- | --- | --- | --- |</w:t>
+      </w:r>
+    </w:p>
+    <w:p>
+      <w:r>
+        <w:t>| 2026-06-27 | 0.1 | JP-BR Insurance Knowledge Base | Criação inicial. |</w:t>
+      </w:r>
+    </w:p>
+    <w:p>
+      <w:r>
+        <w:t>| 2026-06-27 | 0.2 | JP-BR Insurance Knowledge Base | Padronização para uso do corretor japonês com explicação em português e leitura em katakana. |</w:t>
+      </w:r>
+    </w:p>
+    <w:p>
+      <w:r>
+        <w:br w:type="page"/>
+      </w:r>
+    </w:p>
+    <w:p>
+      <w:pPr>
+        <w:pStyle w:val="Heading1"/>
+      </w:pPr>
+      <w:r>
+        <w:t>CASE-HOME-0004 - Cliente confunde depósito caução com luvas de locação</w:t>
+      </w:r>
+    </w:p>
+    <w:p>
+      <w:pPr>
+        <w:pStyle w:val="Heading2"/>
+      </w:pPr>
+      <w:r>
+        <w:t>管理情報</w:t>
+      </w:r>
+    </w:p>
+    <w:p>
+      <w:pPr>
+        <w:pStyle w:val="ListBullet"/>
+      </w:pPr>
+      <w:r>
+        <w:t>Versão: 0.2</w:t>
+      </w:r>
+    </w:p>
+    <w:p>
+      <w:pPr>
+        <w:pStyle w:val="ListBullet"/>
+      </w:pPr>
+      <w:r>
+        <w:t>Data: 2026-06-27</w:t>
+      </w:r>
+    </w:p>
+    <w:p>
+      <w:pPr>
+        <w:pStyle w:val="ListBullet"/>
+      </w:pPr>
+      <w:r>
+        <w:t>Autor: JP-BR Insurance Knowledge Base</w:t>
+      </w:r>
+    </w:p>
+    <w:p>
+      <w:pPr>
+        <w:pStyle w:val="ListBullet"/>
+      </w:pPr>
+      <w:r>
+        <w:t>Histórico: Criação inicial; padronização para uso do corretor japonês com explicação em português e leitura em katakana.</w:t>
+      </w:r>
+    </w:p>
+    <w:p>
+      <w:pPr>
+        <w:pStyle w:val="Heading2"/>
+      </w:pPr>
+      <w:r>
+        <w:t>コード</w:t>
+      </w:r>
+    </w:p>
+    <w:p>
+      <w:r>
+        <w:t>CASE-HOME-0004</w:t>
+      </w:r>
+    </w:p>
+    <w:p>
+      <w:pPr>
+        <w:pStyle w:val="Heading2"/>
+      </w:pPr>
+      <w:r>
+        <w:t>商品・カテゴリー</w:t>
+      </w:r>
+    </w:p>
+    <w:p>
+      <w:r>
+        <w:t>HOME</w:t>
+      </w:r>
+    </w:p>
+    <w:p>
+      <w:pPr>
+        <w:pStyle w:val="Heading2"/>
+      </w:pPr>
+      <w:r>
+        <w:t>状況</w:t>
+      </w:r>
+    </w:p>
+    <w:p>
+      <w:r>
+        <w:t>住居・賃貸契約に関する具体的な相談ケース。お客様が契約上の義務、保険加入、費用負担、関係先の役割について確認している場面。</w:t>
+      </w:r>
+    </w:p>
+    <w:p>
+      <w:pPr>
+        <w:pStyle w:val="Heading2"/>
+      </w:pPr>
+      <w:r>
+        <w:t>問題</w:t>
+      </w:r>
+    </w:p>
+    <w:p>
+      <w:r>
+        <w:t>お客様が契約上の義務、補償範囲、費用負担、必要書類、保険会社または関係先の判断を混同し、支払いや免除を期待してしまう可能性があります。</w:t>
+      </w:r>
+    </w:p>
+    <w:p>
+      <w:pPr>
+        <w:pStyle w:val="Heading2"/>
+      </w:pPr>
+      <w:r>
+        <w:t>分析</w:t>
+      </w:r>
+    </w:p>
+    <w:p>
+      <w:r>
+        <w:t>賃貸契約上の義務、管理会社の請求、保証会社の役割、保険契約の補償範囲を分けて整理する必要があります。</w:t>
+      </w:r>
+    </w:p>
+    <w:p>
+      <w:pPr>
+        <w:pStyle w:val="Heading2"/>
+      </w:pPr>
+      <w:r>
+        <w:t>募集人への対応方針</w:t>
+      </w:r>
+    </w:p>
+    <w:p>
+      <w:r>
+        <w:t>賃貸契約、管理会社、保証会社、保険契約、費用負担の関係を確認する場面。契約書、保険証券、写真、領収書、管理会社または保険会社からの案内を確認し、一般説明と正式判断を分けて案内します。</w:t>
+      </w:r>
+    </w:p>
+    <w:p>
+      <w:pPr>
+        <w:pStyle w:val="Heading2"/>
+      </w:pPr>
+      <w:r>
+        <w:t>ブラジル人顧客への説明方法</w:t>
+      </w:r>
+    </w:p>
+    <w:p>
+      <w:r>
+        <w:t>Leitura para pronúncia: ヴァモス セパラール オ キ ヴェン ド コントラート ジ アウゲウ オ キ ヴェン ド セグーロ イ オ キ プレシーザ セール アナリザード ペラ アドミニストラドーラ オウ セグラドーラ</w:t>
+      </w:r>
+    </w:p>
+    <w:p>
+      <w:r>
+        <w:t>Português brasileiro: Vamos separar o que vem do contrato de aluguel, o que vem do seguro e o que precisa ser analisado pela administradora ou seguradora.</w:t>
+      </w:r>
+    </w:p>
+    <w:p>
+      <w:r>
+        <w:t>日本語確認用: 契約内容、必要書類、関係先の確認を分けて案内します。</w:t>
+      </w:r>
+    </w:p>
+    <w:p>
+      <w:pPr>
+        <w:pStyle w:val="Heading2"/>
+      </w:pPr>
+      <w:r>
+        <w:t>期待される結果</w:t>
+      </w:r>
+    </w:p>
+    <w:p>
+      <w:r>
+        <w:t>お客様が次に確認すべき書類、連絡先、判断できることと判断できないことを理解する。</w:t>
+      </w:r>
+    </w:p>
+    <w:p>
+      <w:pPr>
+        <w:pStyle w:val="Heading2"/>
+      </w:pPr>
+      <w:r>
+        <w:t>コンプライアンス上の注意</w:t>
+      </w:r>
+    </w:p>
+    <w:p>
+      <w:r>
+        <w:t>募集人はこのケースを対応方針として使用し、契約成立、補償、支払可否、返金、費用免除、審査結果、保険金額を断定しない。最終判断は契約条件、提出書類、事故原因、関係先および保険会社の確認による。</w:t>
+      </w:r>
+    </w:p>
+    <w:p>
+      <w:pPr>
+        <w:pStyle w:val="Heading2"/>
+      </w:pPr>
+      <w:r>
+        <w:t>関連用語</w:t>
+      </w:r>
+    </w:p>
+    <w:p>
+      <w:pPr>
+        <w:pStyle w:val="ListBullet"/>
+      </w:pPr>
+      <w:r>
+        <w:t>HOME-0008 - 敷金 - Depósito caução</w:t>
+      </w:r>
+    </w:p>
+    <w:p>
+      <w:pPr>
+        <w:pStyle w:val="ListBullet"/>
+      </w:pPr>
+      <w:r>
+        <w:t>HOME-0009 - 礼金 - Luvas de locação</w:t>
+      </w:r>
+    </w:p>
+    <w:p>
+      <w:pPr>
+        <w:pStyle w:val="ListBullet"/>
+      </w:pPr>
+      <w:r>
+        <w:t>HOME-0002 - 賃貸借契約 - Contrato de locação</w:t>
+      </w:r>
+    </w:p>
+    <w:p>
+      <w:pPr>
+        <w:pStyle w:val="Heading2"/>
+      </w:pPr>
+      <w:r>
+        <w:t>関連FAQ</w:t>
+      </w:r>
+    </w:p>
+    <w:p>
+      <w:pPr>
+        <w:pStyle w:val="ListBullet"/>
+      </w:pPr>
+      <w:r>
+        <w:t>FAQ-HOME-0008</w:t>
+      </w:r>
+    </w:p>
+    <w:p>
+      <w:pPr>
+        <w:pStyle w:val="ListBullet"/>
+      </w:pPr>
+      <w:r>
+        <w:t>FAQ-HOME-0009</w:t>
+      </w:r>
+    </w:p>
+    <w:p>
+      <w:pPr>
+        <w:pStyle w:val="ListBullet"/>
+      </w:pPr>
+      <w:r>
+        <w:t>FAQ-HOME-0002</w:t>
+      </w:r>
+    </w:p>
+    <w:p>
+      <w:pPr>
+        <w:pStyle w:val="Heading2"/>
+      </w:pPr>
+      <w:r>
+        <w:t>関連対話</w:t>
+      </w:r>
+    </w:p>
+    <w:p>
+      <w:pPr>
+        <w:pStyle w:val="ListBullet"/>
+      </w:pPr>
+      <w:r>
+        <w:t>DIALOGUE-HOME-0002</w:t>
+      </w:r>
+    </w:p>
+    <w:p>
+      <w:pPr>
+        <w:pStyle w:val="Heading2"/>
+      </w:pPr>
+      <w:r>
+        <w:t>相互参照</w:t>
+      </w:r>
+    </w:p>
+    <w:p>
+      <w:pPr>
+        <w:pStyle w:val="ListBullet"/>
+      </w:pPr>
+      <w:r>
+        <w:t>HOME-0008</w:t>
+      </w:r>
+    </w:p>
+    <w:p>
+      <w:pPr>
+        <w:pStyle w:val="ListBullet"/>
+      </w:pPr>
+      <w:r>
+        <w:t>HOME-0009</w:t>
+      </w:r>
+    </w:p>
+    <w:p>
+      <w:pPr>
+        <w:pStyle w:val="ListBullet"/>
+      </w:pPr>
+      <w:r>
+        <w:t>HOME-0002</w:t>
+      </w:r>
+    </w:p>
+    <w:p>
+      <w:pPr>
+        <w:pStyle w:val="ListBullet"/>
+      </w:pPr>
+      <w:r>
+        <w:t>FAQ-HOME-0008</w:t>
+      </w:r>
+    </w:p>
+    <w:p>
+      <w:pPr>
+        <w:pStyle w:val="ListBullet"/>
+      </w:pPr>
+      <w:r>
+        <w:t>FAQ-HOME-0009</w:t>
+      </w:r>
+    </w:p>
+    <w:p>
+      <w:pPr>
+        <w:pStyle w:val="ListBullet"/>
+      </w:pPr>
+      <w:r>
+        <w:t>FAQ-HOME-0002</w:t>
+      </w:r>
+    </w:p>
+    <w:p>
+      <w:pPr>
+        <w:pStyle w:val="ListBullet"/>
+      </w:pPr>
+      <w:r>
+        <w:t>DIALOGUE-HOME-0002</w:t>
+      </w:r>
+    </w:p>
+    <w:p>
+      <w:pPr>
+        <w:pStyle w:val="Heading2"/>
+      </w:pPr>
+      <w:r>
+        <w:t>参考資料</w:t>
+      </w:r>
+    </w:p>
+    <w:p>
+      <w:pPr>
+        <w:pStyle w:val="ListBullet"/>
+      </w:pPr>
+      <w:r>
+        <w:t>Documento interno: `EDITORIAL_RULES.md`</w:t>
+      </w:r>
+    </w:p>
+    <w:p>
+      <w:pPr>
+        <w:pStyle w:val="Heading2"/>
+      </w:pPr>
+      <w:r>
+        <w:t>タグ</w:t>
+      </w:r>
+    </w:p>
+    <w:p>
+      <w:pPr>
+        <w:pStyle w:val="ListBullet"/>
+      </w:pPr>
+      <w:r>
+        <w:t>case</w:t>
+      </w:r>
+    </w:p>
+    <w:p>
+      <w:pPr>
+        <w:pStyle w:val="ListBullet"/>
+      </w:pPr>
+      <w:r>
+        <w:t>home</w:t>
+      </w:r>
+    </w:p>
+    <w:p>
+      <w:pPr>
+        <w:pStyle w:val="ListBullet"/>
+      </w:pPr>
+      <w:r>
+        <w:t>atendimento</w:t>
+      </w:r>
+    </w:p>
+    <w:p>
+      <w:pPr>
+        <w:pStyle w:val="ListBullet"/>
+      </w:pPr>
+      <w:r>
+        <w:t>japanese-broker</w:t>
+      </w:r>
+    </w:p>
+    <w:p>
+      <w:pPr>
+        <w:pStyle w:val="Heading2"/>
+      </w:pPr>
+      <w:r>
+        <w:t>関連項目</w:t>
+      </w:r>
+    </w:p>
+    <w:p>
+      <w:pPr>
+        <w:pStyle w:val="ListBullet"/>
+      </w:pPr>
+      <w:r>
+        <w:t>`14_FAQ/HOME/FAQ-HOME-0008.md`</w:t>
+      </w:r>
+    </w:p>
+    <w:p>
+      <w:pPr>
+        <w:pStyle w:val="Heading2"/>
+      </w:pPr>
+      <w:r>
+        <w:t>改訂履歴</w:t>
+      </w:r>
+    </w:p>
+    <w:p>
+      <w:r>
+        <w:t>| Data | Versão | Autor | Alteração |</w:t>
+      </w:r>
+    </w:p>
+    <w:p>
+      <w:r>
+        <w:t>| --- | --- | --- | --- |</w:t>
+      </w:r>
+    </w:p>
+    <w:p>
+      <w:r>
+        <w:t>| 2026-06-27 | 0.1 | JP-BR Insurance Knowledge Base | Criação inicial. |</w:t>
+      </w:r>
+    </w:p>
+    <w:p>
+      <w:r>
+        <w:t>| 2026-06-27 | 0.2 | JP-BR Insurance Knowledge Base | Padronização para uso do corretor japonês com explicação em português e leitura em katakana. |</w:t>
+      </w:r>
+    </w:p>
+    <w:p>
+      <w:r>
+        <w:br w:type="page"/>
+      </w:r>
+    </w:p>
+    <w:p>
+      <w:pPr>
+        <w:pStyle w:val="Heading1"/>
+      </w:pPr>
+      <w:r>
+        <w:t>CASE-HOME-0005 - Cliente não entende função da empresa garantidora</w:t>
+      </w:r>
+    </w:p>
+    <w:p>
+      <w:pPr>
+        <w:pStyle w:val="Heading2"/>
+      </w:pPr>
+      <w:r>
+        <w:t>管理情報</w:t>
+      </w:r>
+    </w:p>
+    <w:p>
+      <w:pPr>
+        <w:pStyle w:val="ListBullet"/>
+      </w:pPr>
+      <w:r>
+        <w:t>Versão: 0.2</w:t>
+      </w:r>
+    </w:p>
+    <w:p>
+      <w:pPr>
+        <w:pStyle w:val="ListBullet"/>
+      </w:pPr>
+      <w:r>
+        <w:t>Data: 2026-06-27</w:t>
+      </w:r>
+    </w:p>
+    <w:p>
+      <w:pPr>
+        <w:pStyle w:val="ListBullet"/>
+      </w:pPr>
+      <w:r>
+        <w:t>Autor: JP-BR Insurance Knowledge Base</w:t>
+      </w:r>
+    </w:p>
+    <w:p>
+      <w:pPr>
+        <w:pStyle w:val="ListBullet"/>
+      </w:pPr>
+      <w:r>
+        <w:t>Histórico: Criação inicial; padronização para uso do corretor japonês com explicação em português e leitura em katakana.</w:t>
+      </w:r>
+    </w:p>
+    <w:p>
+      <w:pPr>
+        <w:pStyle w:val="Heading2"/>
+      </w:pPr>
+      <w:r>
+        <w:t>コード</w:t>
+      </w:r>
+    </w:p>
+    <w:p>
+      <w:r>
+        <w:t>CASE-HOME-0005</w:t>
+      </w:r>
+    </w:p>
+    <w:p>
+      <w:pPr>
+        <w:pStyle w:val="Heading2"/>
+      </w:pPr>
+      <w:r>
+        <w:t>商品・カテゴリー</w:t>
+      </w:r>
+    </w:p>
+    <w:p>
+      <w:r>
+        <w:t>HOME</w:t>
+      </w:r>
+    </w:p>
+    <w:p>
+      <w:pPr>
+        <w:pStyle w:val="Heading2"/>
+      </w:pPr>
+      <w:r>
+        <w:t>状況</w:t>
+      </w:r>
+    </w:p>
+    <w:p>
+      <w:r>
+        <w:t>住居・賃貸契約に関する具体的な相談ケース。お客様が契約上の義務、保険加入、費用負担、関係先の役割について確認している場面。</w:t>
+      </w:r>
+    </w:p>
+    <w:p>
+      <w:pPr>
+        <w:pStyle w:val="Heading2"/>
+      </w:pPr>
+      <w:r>
+        <w:t>問題</w:t>
+      </w:r>
+    </w:p>
+    <w:p>
+      <w:r>
+        <w:t>お客様が契約上の義務、補償範囲、費用負担、必要書類、保険会社または関係先の判断を混同し、支払いや免除を期待してしまう可能性があります。</w:t>
+      </w:r>
+    </w:p>
+    <w:p>
+      <w:pPr>
+        <w:pStyle w:val="Heading2"/>
+      </w:pPr>
+      <w:r>
+        <w:t>分析</w:t>
+      </w:r>
+    </w:p>
+    <w:p>
+      <w:r>
+        <w:t>賃貸契約上の義務、管理会社の請求、保証会社の役割、保険契約の補償範囲を分けて整理する必要があります。</w:t>
+      </w:r>
+    </w:p>
+    <w:p>
+      <w:pPr>
+        <w:pStyle w:val="Heading2"/>
+      </w:pPr>
+      <w:r>
+        <w:t>募集人への対応方針</w:t>
+      </w:r>
+    </w:p>
+    <w:p>
+      <w:r>
+        <w:t>賃貸契約、管理会社、保証会社、保険契約、費用負担の関係を確認する場面。契約書、保険証券、写真、領収書、管理会社または保険会社からの案内を確認し、一般説明と正式判断を分けて案内します。</w:t>
+      </w:r>
+    </w:p>
+    <w:p>
+      <w:pPr>
+        <w:pStyle w:val="Heading2"/>
+      </w:pPr>
+      <w:r>
+        <w:t>ブラジル人顧客への説明方法</w:t>
+      </w:r>
+    </w:p>
+    <w:p>
+      <w:r>
+        <w:t>Leitura para pronúncia: ヴァモス セパラール オ キ ヴェン ド コントラート ジ アウゲウ オ キ ヴェン ド セグーロ イ オ キ プレシーザ セール アナリザード ペラ アドミニストラドーラ オウ セグラドーラ</w:t>
+      </w:r>
+    </w:p>
+    <w:p>
+      <w:r>
+        <w:t>Português brasileiro: Vamos separar o que vem do contrato de aluguel, o que vem do seguro e o que precisa ser analisado pela administradora ou seguradora.</w:t>
+      </w:r>
+    </w:p>
+    <w:p>
+      <w:r>
+        <w:t>日本語確認用: 契約内容、必要書類、関係先の確認を分けて案内します。</w:t>
+      </w:r>
+    </w:p>
+    <w:p>
+      <w:pPr>
+        <w:pStyle w:val="Heading2"/>
+      </w:pPr>
+      <w:r>
+        <w:t>期待される結果</w:t>
+      </w:r>
+    </w:p>
+    <w:p>
+      <w:r>
+        <w:t>お客様が次に確認すべき書類、連絡先、判断できることと判断できないことを理解する。</w:t>
+      </w:r>
+    </w:p>
+    <w:p>
+      <w:pPr>
+        <w:pStyle w:val="Heading2"/>
+      </w:pPr>
+      <w:r>
+        <w:t>コンプライアンス上の注意</w:t>
+      </w:r>
+    </w:p>
+    <w:p>
+      <w:r>
+        <w:t>募集人はこのケースを対応方針として使用し、契約成立、補償、支払可否、返金、費用免除、審査結果、保険金額を断定しない。最終判断は契約条件、提出書類、事故原因、関係先および保険会社の確認による。</w:t>
+      </w:r>
+    </w:p>
+    <w:p>
+      <w:pPr>
+        <w:pStyle w:val="Heading2"/>
+      </w:pPr>
+      <w:r>
+        <w:t>関連用語</w:t>
+      </w:r>
+    </w:p>
+    <w:p>
+      <w:pPr>
+        <w:pStyle w:val="ListBullet"/>
+      </w:pPr>
+      <w:r>
+        <w:t>HOME-0010 - 保証会社 - Empresa garantidora</w:t>
+      </w:r>
+    </w:p>
+    <w:p>
+      <w:pPr>
+        <w:pStyle w:val="ListBullet"/>
+      </w:pPr>
+      <w:r>
+        <w:t>HOME-0011 - 連帯保証人 - Fiador solidário</w:t>
+      </w:r>
+    </w:p>
+    <w:p>
+      <w:pPr>
+        <w:pStyle w:val="ListBullet"/>
+      </w:pPr>
+      <w:r>
+        <w:t>HOME-0018 - 家賃滞納 - Atraso no aluguel</w:t>
+      </w:r>
+    </w:p>
+    <w:p>
+      <w:pPr>
+        <w:pStyle w:val="Heading2"/>
+      </w:pPr>
+      <w:r>
+        <w:t>関連FAQ</w:t>
+      </w:r>
+    </w:p>
+    <w:p>
+      <w:pPr>
+        <w:pStyle w:val="ListBullet"/>
+      </w:pPr>
+      <w:r>
+        <w:t>FAQ-HOME-0010</w:t>
+      </w:r>
+    </w:p>
+    <w:p>
+      <w:pPr>
+        <w:pStyle w:val="ListBullet"/>
+      </w:pPr>
+      <w:r>
+        <w:t>FAQ-HOME-0011</w:t>
+      </w:r>
+    </w:p>
+    <w:p>
+      <w:pPr>
+        <w:pStyle w:val="ListBullet"/>
+      </w:pPr>
+      <w:r>
+        <w:t>FAQ-HOME-0018</w:t>
+      </w:r>
+    </w:p>
+    <w:p>
+      <w:pPr>
+        <w:pStyle w:val="Heading2"/>
+      </w:pPr>
+      <w:r>
+        <w:t>関連対話</w:t>
+      </w:r>
+    </w:p>
+    <w:p>
+      <w:pPr>
+        <w:pStyle w:val="ListBullet"/>
+      </w:pPr>
+      <w:r>
+        <w:t>DIALOGUE-HOME-0003</w:t>
+      </w:r>
+    </w:p>
+    <w:p>
+      <w:pPr>
+        <w:pStyle w:val="Heading2"/>
+      </w:pPr>
+      <w:r>
+        <w:t>相互参照</w:t>
+      </w:r>
+    </w:p>
+    <w:p>
+      <w:pPr>
+        <w:pStyle w:val="ListBullet"/>
+      </w:pPr>
+      <w:r>
+        <w:t>HOME-0010</w:t>
+      </w:r>
+    </w:p>
+    <w:p>
+      <w:pPr>
+        <w:pStyle w:val="ListBullet"/>
+      </w:pPr>
+      <w:r>
+        <w:t>HOME-0011</w:t>
+      </w:r>
+    </w:p>
+    <w:p>
+      <w:pPr>
+        <w:pStyle w:val="ListBullet"/>
+      </w:pPr>
+      <w:r>
+        <w:t>HOME-0018</w:t>
+      </w:r>
+    </w:p>
+    <w:p>
+      <w:pPr>
+        <w:pStyle w:val="ListBullet"/>
+      </w:pPr>
+      <w:r>
+        <w:t>FAQ-HOME-0010</w:t>
+      </w:r>
+    </w:p>
+    <w:p>
+      <w:pPr>
+        <w:pStyle w:val="ListBullet"/>
+      </w:pPr>
+      <w:r>
+        <w:t>FAQ-HOME-0011</w:t>
+      </w:r>
+    </w:p>
+    <w:p>
+      <w:pPr>
+        <w:pStyle w:val="ListBullet"/>
+      </w:pPr>
+      <w:r>
+        <w:t>FAQ-HOME-0018</w:t>
+      </w:r>
+    </w:p>
+    <w:p>
+      <w:pPr>
+        <w:pStyle w:val="ListBullet"/>
+      </w:pPr>
+      <w:r>
+        <w:t>DIALOGUE-HOME-0003</w:t>
+      </w:r>
+    </w:p>
+    <w:p>
+      <w:pPr>
+        <w:pStyle w:val="Heading2"/>
+      </w:pPr>
+      <w:r>
+        <w:t>参考資料</w:t>
+      </w:r>
+    </w:p>
+    <w:p>
+      <w:pPr>
+        <w:pStyle w:val="ListBullet"/>
+      </w:pPr>
+      <w:r>
+        <w:t>Documento interno: `EDITORIAL_RULES.md`</w:t>
+      </w:r>
+    </w:p>
+    <w:p>
+      <w:pPr>
+        <w:pStyle w:val="Heading2"/>
+      </w:pPr>
+      <w:r>
+        <w:t>タグ</w:t>
+      </w:r>
+    </w:p>
+    <w:p>
+      <w:pPr>
+        <w:pStyle w:val="ListBullet"/>
+      </w:pPr>
+      <w:r>
+        <w:t>case</w:t>
+      </w:r>
+    </w:p>
+    <w:p>
+      <w:pPr>
+        <w:pStyle w:val="ListBullet"/>
+      </w:pPr>
+      <w:r>
+        <w:t>home</w:t>
+      </w:r>
+    </w:p>
+    <w:p>
+      <w:pPr>
+        <w:pStyle w:val="ListBullet"/>
+      </w:pPr>
+      <w:r>
+        <w:t>atendimento</w:t>
+      </w:r>
+    </w:p>
+    <w:p>
+      <w:pPr>
+        <w:pStyle w:val="ListBullet"/>
+      </w:pPr>
+      <w:r>
+        <w:t>japanese-broker</w:t>
+      </w:r>
+    </w:p>
+    <w:p>
+      <w:pPr>
+        <w:pStyle w:val="Heading2"/>
+      </w:pPr>
+      <w:r>
+        <w:t>関連項目</w:t>
+      </w:r>
+    </w:p>
+    <w:p>
+      <w:pPr>
+        <w:pStyle w:val="ListBullet"/>
+      </w:pPr>
+      <w:r>
+        <w:t>`14_FAQ/HOME/FAQ-HOME-0010.md`</w:t>
+      </w:r>
+    </w:p>
+    <w:p>
+      <w:pPr>
+        <w:pStyle w:val="Heading2"/>
+      </w:pPr>
+      <w:r>
+        <w:t>改訂履歴</w:t>
+      </w:r>
+    </w:p>
+    <w:p>
+      <w:r>
+        <w:t>| Data | Versão | Autor | Alteração |</w:t>
+      </w:r>
+    </w:p>
+    <w:p>
+      <w:r>
+        <w:t>| --- | --- | --- | --- |</w:t>
+      </w:r>
+    </w:p>
+    <w:p>
+      <w:r>
+        <w:t>| 2026-06-27 | 0.1 | JP-BR Insurance Knowledge Base | Criação inicial. |</w:t>
+      </w:r>
+    </w:p>
+    <w:p>
+      <w:r>
+        <w:t>| 2026-06-27 | 0.2 | JP-BR Insurance Knowledge Base | Padronização para uso do corretor japonês com explicação em português e leitura em katakana. |</w:t>
+      </w:r>
+    </w:p>
+    <w:p>
+      <w:r>
+        <w:br w:type="page"/>
+      </w:r>
+    </w:p>
+    <w:p>
+      <w:pPr>
+        <w:pStyle w:val="Heading1"/>
+      </w:pPr>
+      <w:r>
+        <w:t>CASE-HOME-0006 - Cliente discorda de cobrança na vistoria de saída</w:t>
+      </w:r>
+    </w:p>
+    <w:p>
+      <w:pPr>
+        <w:pStyle w:val="Heading2"/>
+      </w:pPr>
+      <w:r>
+        <w:t>管理情報</w:t>
+      </w:r>
+    </w:p>
+    <w:p>
+      <w:pPr>
+        <w:pStyle w:val="ListBullet"/>
+      </w:pPr>
+      <w:r>
+        <w:t>Versão: 0.2</w:t>
+      </w:r>
+    </w:p>
+    <w:p>
+      <w:pPr>
+        <w:pStyle w:val="ListBullet"/>
+      </w:pPr>
+      <w:r>
+        <w:t>Data: 2026-06-27</w:t>
+      </w:r>
+    </w:p>
+    <w:p>
+      <w:pPr>
+        <w:pStyle w:val="ListBullet"/>
+      </w:pPr>
+      <w:r>
+        <w:t>Autor: JP-BR Insurance Knowledge Base</w:t>
+      </w:r>
+    </w:p>
+    <w:p>
+      <w:pPr>
+        <w:pStyle w:val="ListBullet"/>
+      </w:pPr>
+      <w:r>
+        <w:t>Histórico: Criação inicial; padronização para uso do corretor japonês com explicação em português e leitura em katakana.</w:t>
+      </w:r>
+    </w:p>
+    <w:p>
+      <w:pPr>
+        <w:pStyle w:val="Heading2"/>
+      </w:pPr>
+      <w:r>
+        <w:t>コード</w:t>
+      </w:r>
+    </w:p>
+    <w:p>
+      <w:r>
+        <w:t>CASE-HOME-0006</w:t>
+      </w:r>
+    </w:p>
+    <w:p>
+      <w:pPr>
+        <w:pStyle w:val="Heading2"/>
+      </w:pPr>
+      <w:r>
+        <w:t>商品・カテゴリー</w:t>
+      </w:r>
+    </w:p>
+    <w:p>
+      <w:r>
+        <w:t>HOME</w:t>
+      </w:r>
+    </w:p>
+    <w:p>
+      <w:pPr>
+        <w:pStyle w:val="Heading2"/>
+      </w:pPr>
+      <w:r>
+        <w:t>状況</w:t>
+      </w:r>
+    </w:p>
+    <w:p>
+      <w:r>
+        <w:t>住居・賃貸契約に関する具体的な相談ケース。お客様が契約上の義務、保険加入、費用負担、関係先の役割について確認している場面。</w:t>
+      </w:r>
+    </w:p>
+    <w:p>
+      <w:pPr>
+        <w:pStyle w:val="Heading2"/>
+      </w:pPr>
+      <w:r>
+        <w:t>問題</w:t>
+      </w:r>
+    </w:p>
+    <w:p>
+      <w:r>
+        <w:t>お客様が契約上の義務、補償範囲、費用負担、必要書類、保険会社または関係先の判断を混同し、支払いや免除を期待してしまう可能性があります。</w:t>
+      </w:r>
+    </w:p>
+    <w:p>
+      <w:pPr>
+        <w:pStyle w:val="Heading2"/>
+      </w:pPr>
+      <w:r>
+        <w:t>分析</w:t>
+      </w:r>
+    </w:p>
+    <w:p>
+      <w:r>
+        <w:t>賃貸契約上の義務、管理会社の請求、保証会社の役割、保険契約の補償範囲を分けて整理する必要があります。</w:t>
+      </w:r>
+    </w:p>
+    <w:p>
+      <w:pPr>
+        <w:pStyle w:val="Heading2"/>
+      </w:pPr>
+      <w:r>
+        <w:t>募集人への対応方針</w:t>
+      </w:r>
+    </w:p>
+    <w:p>
+      <w:r>
+        <w:t>賃貸契約、管理会社、保証会社、保険契約、費用負担の関係を確認する場面。契約書、保険証券、写真、領収書、管理会社または保険会社からの案内を確認し、一般説明と正式判断を分けて案内します。</w:t>
+      </w:r>
+    </w:p>
+    <w:p>
+      <w:pPr>
+        <w:pStyle w:val="Heading2"/>
+      </w:pPr>
+      <w:r>
+        <w:t>ブラジル人顧客への説明方法</w:t>
+      </w:r>
+    </w:p>
+    <w:p>
+      <w:r>
+        <w:t>Leitura para pronúncia: ヴァモス セパラール オ キ ヴェン ド コントラート ジ アウゲウ オ キ ヴェン ド セグーロ イ オ キ プレシーザ セール アナリザード ペラ アドミニストラドーラ オウ セグラドーラ</w:t>
+      </w:r>
+    </w:p>
+    <w:p>
+      <w:r>
+        <w:t>Português brasileiro: Vamos separar o que vem do contrato de aluguel, o que vem do seguro e o que precisa ser analisado pela administradora ou seguradora.</w:t>
+      </w:r>
+    </w:p>
+    <w:p>
+      <w:r>
+        <w:t>日本語確認用: 契約内容、必要書類、関係先の確認を分けて案内します。</w:t>
+      </w:r>
+    </w:p>
+    <w:p>
+      <w:pPr>
+        <w:pStyle w:val="Heading2"/>
+      </w:pPr>
+      <w:r>
+        <w:t>期待される結果</w:t>
+      </w:r>
+    </w:p>
+    <w:p>
+      <w:r>
+        <w:t>お客様が次に確認すべき書類、連絡先、判断できることと判断できないことを理解する。</w:t>
+      </w:r>
+    </w:p>
+    <w:p>
+      <w:pPr>
+        <w:pStyle w:val="Heading2"/>
+      </w:pPr>
+      <w:r>
+        <w:t>コンプライアンス上の注意</w:t>
+      </w:r>
+    </w:p>
+    <w:p>
+      <w:r>
+        <w:t>募集人はこのケースを対応方針として使用し、契約成立、補償、支払可否、返金、費用免除、審査結果、保険金額を断定しない。最終判断は契約条件、提出書類、事故原因、関係先および保険会社の確認による。</w:t>
+      </w:r>
+    </w:p>
+    <w:p>
+      <w:pPr>
+        <w:pStyle w:val="Heading2"/>
+      </w:pPr>
+      <w:r>
+        <w:t>関連用語</w:t>
+      </w:r>
+    </w:p>
+    <w:p>
+      <w:pPr>
+        <w:pStyle w:val="ListBullet"/>
+      </w:pPr>
+      <w:r>
         <w:t>HOME-0007 - 原状回復 - Restauração ao estado original</w:t>
       </w:r>
     </w:p>
     <w:p>
       <w:pPr>
+        <w:pStyle w:val="ListBullet"/>
+      </w:pPr>
+      <w:r>
+        <w:t>HOME-0013 - 退去立会い - Vistoria de saída</w:t>
+      </w:r>
+    </w:p>
+    <w:p>
+      <w:pPr>
+        <w:pStyle w:val="ListBullet"/>
+      </w:pPr>
+      <w:r>
+        <w:t>HOME-0012 - 管理会社 - Administradora do imóvel</w:t>
+      </w:r>
+    </w:p>
+    <w:p>
+      <w:pPr>
         <w:pStyle w:val="Heading2"/>
       </w:pPr>
       <w:r>
-        <w:t>FAQs relacionadas</w:t>
+        <w:t>関連FAQ</w:t>
       </w:r>
     </w:p>
     <w:p>
@@ -634,7 +2355,7 @@
         <w:pStyle w:val="ListBullet"/>
       </w:pPr>
       <w:r>
-        <w:t>FAQ-HOME-0004</w:t>
+        <w:t>FAQ-HOME-0007</w:t>
       </w:r>
     </w:p>
     <w:p>
@@ -642,7 +2363,7 @@
         <w:pStyle w:val="ListBullet"/>
       </w:pPr>
       <w:r>
-        <w:t>FAQ-HOME-0006</w:t>
+        <w:t>FAQ-HOME-0013</w:t>
       </w:r>
     </w:p>
     <w:p>
@@ -650,15 +2371,95 @@
         <w:pStyle w:val="ListBullet"/>
       </w:pPr>
       <w:r>
+        <w:t>FAQ-HOME-0012</w:t>
+      </w:r>
+    </w:p>
+    <w:p>
+      <w:pPr>
+        <w:pStyle w:val="Heading2"/>
+      </w:pPr>
+      <w:r>
+        <w:t>関連対話</w:t>
+      </w:r>
+    </w:p>
+    <w:p>
+      <w:pPr>
+        <w:pStyle w:val="ListBullet"/>
+      </w:pPr>
+      <w:r>
+        <w:t>DIALOGUE-HOME-0003</w:t>
+      </w:r>
+    </w:p>
+    <w:p>
+      <w:pPr>
+        <w:pStyle w:val="Heading2"/>
+      </w:pPr>
+      <w:r>
+        <w:t>相互参照</w:t>
+      </w:r>
+    </w:p>
+    <w:p>
+      <w:pPr>
+        <w:pStyle w:val="ListBullet"/>
+      </w:pPr>
+      <w:r>
+        <w:t>HOME-0007</w:t>
+      </w:r>
+    </w:p>
+    <w:p>
+      <w:pPr>
+        <w:pStyle w:val="ListBullet"/>
+      </w:pPr>
+      <w:r>
+        <w:t>HOME-0013</w:t>
+      </w:r>
+    </w:p>
+    <w:p>
+      <w:pPr>
+        <w:pStyle w:val="ListBullet"/>
+      </w:pPr>
+      <w:r>
+        <w:t>HOME-0012</w:t>
+      </w:r>
+    </w:p>
+    <w:p>
+      <w:pPr>
+        <w:pStyle w:val="ListBullet"/>
+      </w:pPr>
+      <w:r>
         <w:t>FAQ-HOME-0007</w:t>
       </w:r>
     </w:p>
     <w:p>
       <w:pPr>
+        <w:pStyle w:val="ListBullet"/>
+      </w:pPr>
+      <w:r>
+        <w:t>FAQ-HOME-0013</w:t>
+      </w:r>
+    </w:p>
+    <w:p>
+      <w:pPr>
+        <w:pStyle w:val="ListBullet"/>
+      </w:pPr>
+      <w:r>
+        <w:t>FAQ-HOME-0012</w:t>
+      </w:r>
+    </w:p>
+    <w:p>
+      <w:pPr>
+        <w:pStyle w:val="ListBullet"/>
+      </w:pPr>
+      <w:r>
+        <w:t>DIALOGUE-HOME-0003</w:t>
+      </w:r>
+    </w:p>
+    <w:p>
+      <w:pPr>
         <w:pStyle w:val="Heading2"/>
       </w:pPr>
       <w:r>
-        <w:t>Diálogos relacionados</w:t>
+        <w:t>参考資料</w:t>
       </w:r>
     </w:p>
     <w:p>
@@ -666,7 +2467,7 @@
         <w:pStyle w:val="ListBullet"/>
       </w:pPr>
       <w:r>
-        <w:t>DIALOGUE-HOME-0001</w:t>
+        <w:t>Documento interno: `EDITORIAL_RULES.md`</w:t>
       </w:r>
     </w:p>
     <w:p>
@@ -674,7 +2475,7 @@
         <w:pStyle w:val="Heading2"/>
       </w:pPr>
       <w:r>
-        <w:t>Referências cruzadas</w:t>
+        <w:t>タグ</w:t>
       </w:r>
     </w:p>
     <w:p>
@@ -682,7 +2483,7 @@
         <w:pStyle w:val="ListBullet"/>
       </w:pPr>
       <w:r>
-        <w:t>HOME-0004</w:t>
+        <w:t>case</w:t>
       </w:r>
     </w:p>
     <w:p>
@@ -690,7 +2491,7 @@
         <w:pStyle w:val="ListBullet"/>
       </w:pPr>
       <w:r>
-        <w:t>HOME-0006</w:t>
+        <w:t>home</w:t>
       </w:r>
     </w:p>
     <w:p>
@@ -698,7 +2499,7 @@
         <w:pStyle w:val="ListBullet"/>
       </w:pPr>
       <w:r>
-        <w:t>HOME-0007</w:t>
+        <w:t>atendimento</w:t>
       </w:r>
     </w:p>
     <w:p>
@@ -706,7 +2507,15 @@
         <w:pStyle w:val="ListBullet"/>
       </w:pPr>
       <w:r>
-        <w:t>FAQ-HOME-0004</w:t>
+        <w:t>japanese-broker</w:t>
+      </w:r>
+    </w:p>
+    <w:p>
+      <w:pPr>
+        <w:pStyle w:val="Heading2"/>
+      </w:pPr>
+      <w:r>
+        <w:t>関連項目</w:t>
       </w:r>
     </w:p>
     <w:p>
@@ -714,7 +2523,56 @@
         <w:pStyle w:val="ListBullet"/>
       </w:pPr>
       <w:r>
-        <w:t>FAQ-HOME-0006</w:t>
+        <w:t>`14_FAQ/HOME/FAQ-HOME-0007.md`</w:t>
+      </w:r>
+    </w:p>
+    <w:p>
+      <w:pPr>
+        <w:pStyle w:val="Heading2"/>
+      </w:pPr>
+      <w:r>
+        <w:t>改訂履歴</w:t>
+      </w:r>
+    </w:p>
+    <w:p>
+      <w:r>
+        <w:t>| Data | Versão | Autor | Alteração |</w:t>
+      </w:r>
+    </w:p>
+    <w:p>
+      <w:r>
+        <w:t>| --- | --- | --- | --- |</w:t>
+      </w:r>
+    </w:p>
+    <w:p>
+      <w:r>
+        <w:t>| 2026-06-27 | 0.1 | JP-BR Insurance Knowledge Base | Criação inicial. |</w:t>
+      </w:r>
+    </w:p>
+    <w:p>
+      <w:r>
+        <w:t>| 2026-06-27 | 0.2 | JP-BR Insurance Knowledge Base | Padronização para uso do corretor japonês com explicação em português e leitura em katakana. |</w:t>
+      </w:r>
+    </w:p>
+    <w:p>
+      <w:r>
+        <w:br w:type="page"/>
+      </w:r>
+    </w:p>
+    <w:p>
+      <w:pPr>
+        <w:pStyle w:val="Heading1"/>
+      </w:pPr>
+      <w:r>
+        <w:t>CASE-HOME-0007 - Cliente precisa renovar aluguel e seguro ao mesmo tempo</w:t>
+      </w:r>
+    </w:p>
+    <w:p>
+      <w:pPr>
+        <w:pStyle w:val="Heading2"/>
+      </w:pPr>
+      <w:r>
+        <w:t>管理情報</w:t>
       </w:r>
     </w:p>
     <w:p>
@@ -722,7 +2580,7 @@
         <w:pStyle w:val="ListBullet"/>
       </w:pPr>
       <w:r>
-        <w:t>FAQ-HOME-0007</w:t>
+        <w:t>Versão: 0.2</w:t>
       </w:r>
     </w:p>
     <w:p>
@@ -730,7 +2588,23 @@
         <w:pStyle w:val="ListBullet"/>
       </w:pPr>
       <w:r>
-        <w:t>DIALOGUE-HOME-0001</w:t>
+        <w:t>Data: 2026-06-27</w:t>
+      </w:r>
+    </w:p>
+    <w:p>
+      <w:pPr>
+        <w:pStyle w:val="ListBullet"/>
+      </w:pPr>
+      <w:r>
+        <w:t>Autor: JP-BR Insurance Knowledge Base</w:t>
+      </w:r>
+    </w:p>
+    <w:p>
+      <w:pPr>
+        <w:pStyle w:val="ListBullet"/>
+      </w:pPr>
+      <w:r>
+        <w:t>Histórico: Criação inicial; padronização para uso do corretor japonês com explicação em português e leitura em katakana.</w:t>
       </w:r>
     </w:p>
     <w:p>
@@ -738,7 +2612,134 @@
         <w:pStyle w:val="Heading2"/>
       </w:pPr>
       <w:r>
-        <w:t>Referências</w:t>
+        <w:t>コード</w:t>
+      </w:r>
+    </w:p>
+    <w:p>
+      <w:r>
+        <w:t>CASE-HOME-0007</w:t>
+      </w:r>
+    </w:p>
+    <w:p>
+      <w:pPr>
+        <w:pStyle w:val="Heading2"/>
+      </w:pPr>
+      <w:r>
+        <w:t>商品・カテゴリー</w:t>
+      </w:r>
+    </w:p>
+    <w:p>
+      <w:r>
+        <w:t>HOME</w:t>
+      </w:r>
+    </w:p>
+    <w:p>
+      <w:pPr>
+        <w:pStyle w:val="Heading2"/>
+      </w:pPr>
+      <w:r>
+        <w:t>状況</w:t>
+      </w:r>
+    </w:p>
+    <w:p>
+      <w:r>
+        <w:t>住居・賃貸契約に関する具体的な相談ケース。お客様が契約上の義務、保険加入、費用負担、関係先の役割について確認している場面。</w:t>
+      </w:r>
+    </w:p>
+    <w:p>
+      <w:pPr>
+        <w:pStyle w:val="Heading2"/>
+      </w:pPr>
+      <w:r>
+        <w:t>問題</w:t>
+      </w:r>
+    </w:p>
+    <w:p>
+      <w:r>
+        <w:t>お客様が契約上の義務、補償範囲、費用負担、必要書類、保険会社または関係先の判断を混同し、支払いや免除を期待してしまう可能性があります。</w:t>
+      </w:r>
+    </w:p>
+    <w:p>
+      <w:pPr>
+        <w:pStyle w:val="Heading2"/>
+      </w:pPr>
+      <w:r>
+        <w:t>分析</w:t>
+      </w:r>
+    </w:p>
+    <w:p>
+      <w:r>
+        <w:t>賃貸契約上の義務、管理会社の請求、保証会社の役割、保険契約の補償範囲を分けて整理する必要があります。</w:t>
+      </w:r>
+    </w:p>
+    <w:p>
+      <w:pPr>
+        <w:pStyle w:val="Heading2"/>
+      </w:pPr>
+      <w:r>
+        <w:t>募集人への対応方針</w:t>
+      </w:r>
+    </w:p>
+    <w:p>
+      <w:r>
+        <w:t>賃貸契約、管理会社、保証会社、保険契約、費用負担の関係を確認する場面。契約書、保険証券、写真、領収書、管理会社または保険会社からの案内を確認し、一般説明と正式判断を分けて案内します。</w:t>
+      </w:r>
+    </w:p>
+    <w:p>
+      <w:pPr>
+        <w:pStyle w:val="Heading2"/>
+      </w:pPr>
+      <w:r>
+        <w:t>ブラジル人顧客への説明方法</w:t>
+      </w:r>
+    </w:p>
+    <w:p>
+      <w:r>
+        <w:t>Leitura para pronúncia: ヴァモス セパラール オ キ ヴェン ド コントラート ジ アウゲウ オ キ ヴェン ド セグーロ イ オ キ プレシーザ セール アナリザード ペラ アドミニストラドーラ オウ セグラドーラ</w:t>
+      </w:r>
+    </w:p>
+    <w:p>
+      <w:r>
+        <w:t>Português brasileiro: Vamos separar o que vem do contrato de aluguel, o que vem do seguro e o que precisa ser analisado pela administradora ou seguradora.</w:t>
+      </w:r>
+    </w:p>
+    <w:p>
+      <w:r>
+        <w:t>日本語確認用: 契約内容、必要書類、関係先の確認を分けて案内します。</w:t>
+      </w:r>
+    </w:p>
+    <w:p>
+      <w:pPr>
+        <w:pStyle w:val="Heading2"/>
+      </w:pPr>
+      <w:r>
+        <w:t>期待される結果</w:t>
+      </w:r>
+    </w:p>
+    <w:p>
+      <w:r>
+        <w:t>お客様が次に確認すべき書類、連絡先、判断できることと判断できないことを理解する。</w:t>
+      </w:r>
+    </w:p>
+    <w:p>
+      <w:pPr>
+        <w:pStyle w:val="Heading2"/>
+      </w:pPr>
+      <w:r>
+        <w:t>コンプライアンス上の注意</w:t>
+      </w:r>
+    </w:p>
+    <w:p>
+      <w:r>
+        <w:t>募集人はこのケースを対応方針として使用し、契約成立、補償、支払可否、返金、費用免除、審査結果、保険金額を断定しない。最終判断は契約条件、提出書類、事故原因、関係先および保険会社の確認による。</w:t>
+      </w:r>
+    </w:p>
+    <w:p>
+      <w:pPr>
+        <w:pStyle w:val="Heading2"/>
+      </w:pPr>
+      <w:r>
+        <w:t>関連用語</w:t>
       </w:r>
     </w:p>
     <w:p>
@@ -746,6 +2747,150 @@
         <w:pStyle w:val="ListBullet"/>
       </w:pPr>
       <w:r>
+        <w:t>HOME-0016 - 契約更新 - Renovação contratual</w:t>
+      </w:r>
+    </w:p>
+    <w:p>
+      <w:pPr>
+        <w:pStyle w:val="ListBullet"/>
+      </w:pPr>
+      <w:r>
+        <w:t>HOME-0017 - 更新料 - Taxa de renovação</w:t>
+      </w:r>
+    </w:p>
+    <w:p>
+      <w:pPr>
+        <w:pStyle w:val="ListBullet"/>
+      </w:pPr>
+      <w:r>
+        <w:t>HOME-0003 - 火災保険加入義務 - Obrigação de contratar seguro contra incêndio</w:t>
+      </w:r>
+    </w:p>
+    <w:p>
+      <w:pPr>
+        <w:pStyle w:val="Heading2"/>
+      </w:pPr>
+      <w:r>
+        <w:t>関連FAQ</w:t>
+      </w:r>
+    </w:p>
+    <w:p>
+      <w:pPr>
+        <w:pStyle w:val="ListBullet"/>
+      </w:pPr>
+      <w:r>
+        <w:t>FAQ-HOME-0016</w:t>
+      </w:r>
+    </w:p>
+    <w:p>
+      <w:pPr>
+        <w:pStyle w:val="ListBullet"/>
+      </w:pPr>
+      <w:r>
+        <w:t>FAQ-HOME-0017</w:t>
+      </w:r>
+    </w:p>
+    <w:p>
+      <w:pPr>
+        <w:pStyle w:val="ListBullet"/>
+      </w:pPr>
+      <w:r>
+        <w:t>FAQ-HOME-0003</w:t>
+      </w:r>
+    </w:p>
+    <w:p>
+      <w:pPr>
+        <w:pStyle w:val="Heading2"/>
+      </w:pPr>
+      <w:r>
+        <w:t>関連対話</w:t>
+      </w:r>
+    </w:p>
+    <w:p>
+      <w:pPr>
+        <w:pStyle w:val="ListBullet"/>
+      </w:pPr>
+      <w:r>
+        <w:t>DIALOGUE-HOME-0004</w:t>
+      </w:r>
+    </w:p>
+    <w:p>
+      <w:pPr>
+        <w:pStyle w:val="Heading2"/>
+      </w:pPr>
+      <w:r>
+        <w:t>相互参照</w:t>
+      </w:r>
+    </w:p>
+    <w:p>
+      <w:pPr>
+        <w:pStyle w:val="ListBullet"/>
+      </w:pPr>
+      <w:r>
+        <w:t>HOME-0016</w:t>
+      </w:r>
+    </w:p>
+    <w:p>
+      <w:pPr>
+        <w:pStyle w:val="ListBullet"/>
+      </w:pPr>
+      <w:r>
+        <w:t>HOME-0017</w:t>
+      </w:r>
+    </w:p>
+    <w:p>
+      <w:pPr>
+        <w:pStyle w:val="ListBullet"/>
+      </w:pPr>
+      <w:r>
+        <w:t>HOME-0003</w:t>
+      </w:r>
+    </w:p>
+    <w:p>
+      <w:pPr>
+        <w:pStyle w:val="ListBullet"/>
+      </w:pPr>
+      <w:r>
+        <w:t>FAQ-HOME-0016</w:t>
+      </w:r>
+    </w:p>
+    <w:p>
+      <w:pPr>
+        <w:pStyle w:val="ListBullet"/>
+      </w:pPr>
+      <w:r>
+        <w:t>FAQ-HOME-0017</w:t>
+      </w:r>
+    </w:p>
+    <w:p>
+      <w:pPr>
+        <w:pStyle w:val="ListBullet"/>
+      </w:pPr>
+      <w:r>
+        <w:t>FAQ-HOME-0003</w:t>
+      </w:r>
+    </w:p>
+    <w:p>
+      <w:pPr>
+        <w:pStyle w:val="ListBullet"/>
+      </w:pPr>
+      <w:r>
+        <w:t>DIALOGUE-HOME-0004</w:t>
+      </w:r>
+    </w:p>
+    <w:p>
+      <w:pPr>
+        <w:pStyle w:val="Heading2"/>
+      </w:pPr>
+      <w:r>
+        <w:t>参考資料</w:t>
+      </w:r>
+    </w:p>
+    <w:p>
+      <w:pPr>
+        <w:pStyle w:val="ListBullet"/>
+      </w:pPr>
+      <w:r>
         <w:t>Documento interno: `EDITORIAL_RULES.md`</w:t>
       </w:r>
     </w:p>
@@ -754,7 +2899,7 @@
         <w:pStyle w:val="Heading2"/>
       </w:pPr>
       <w:r>
-        <w:t>Tags</w:t>
+        <w:t>タグ</w:t>
       </w:r>
     </w:p>
     <w:p>
@@ -778,7 +2923,7 @@
         <w:pStyle w:val="ListBullet"/>
       </w:pPr>
       <w:r>
-        <w:t>housing</w:t>
+        <w:t>atendimento</w:t>
       </w:r>
     </w:p>
     <w:p>
@@ -786,15 +2931,439 @@
         <w:pStyle w:val="ListBullet"/>
       </w:pPr>
       <w:r>
+        <w:t>japanese-broker</w:t>
+      </w:r>
+    </w:p>
+    <w:p>
+      <w:pPr>
+        <w:pStyle w:val="Heading2"/>
+      </w:pPr>
+      <w:r>
+        <w:t>関連項目</w:t>
+      </w:r>
+    </w:p>
+    <w:p>
+      <w:pPr>
+        <w:pStyle w:val="ListBullet"/>
+      </w:pPr>
+      <w:r>
+        <w:t>`14_FAQ/HOME/FAQ-HOME-0016.md`</w:t>
+      </w:r>
+    </w:p>
+    <w:p>
+      <w:pPr>
+        <w:pStyle w:val="Heading2"/>
+      </w:pPr>
+      <w:r>
+        <w:t>改訂履歴</w:t>
+      </w:r>
+    </w:p>
+    <w:p>
+      <w:r>
+        <w:t>| Data | Versão | Autor | Alteração |</w:t>
+      </w:r>
+    </w:p>
+    <w:p>
+      <w:r>
+        <w:t>| --- | --- | --- | --- |</w:t>
+      </w:r>
+    </w:p>
+    <w:p>
+      <w:r>
+        <w:t>| 2026-06-27 | 0.1 | JP-BR Insurance Knowledge Base | Criação inicial. |</w:t>
+      </w:r>
+    </w:p>
+    <w:p>
+      <w:r>
+        <w:t>| 2026-06-27 | 0.2 | JP-BR Insurance Knowledge Base | Padronização para uso do corretor japonês com explicação em português e leitura em katakana. |</w:t>
+      </w:r>
+    </w:p>
+    <w:p>
+      <w:r>
+        <w:br w:type="page"/>
+      </w:r>
+    </w:p>
+    <w:p>
+      <w:pPr>
+        <w:pStyle w:val="Heading1"/>
+      </w:pPr>
+      <w:r>
+        <w:t>CASE-HOME-0008 - Cliente quer proteger móveis e eletrodomésticos no imóvel alugado</w:t>
+      </w:r>
+    </w:p>
+    <w:p>
+      <w:pPr>
+        <w:pStyle w:val="Heading2"/>
+      </w:pPr>
+      <w:r>
+        <w:t>管理情報</w:t>
+      </w:r>
+    </w:p>
+    <w:p>
+      <w:pPr>
+        <w:pStyle w:val="ListBullet"/>
+      </w:pPr>
+      <w:r>
+        <w:t>Versão: 0.2</w:t>
+      </w:r>
+    </w:p>
+    <w:p>
+      <w:pPr>
+        <w:pStyle w:val="ListBullet"/>
+      </w:pPr>
+      <w:r>
+        <w:t>Data: 2026-06-27</w:t>
+      </w:r>
+    </w:p>
+    <w:p>
+      <w:pPr>
+        <w:pStyle w:val="ListBullet"/>
+      </w:pPr>
+      <w:r>
+        <w:t>Autor: JP-BR Insurance Knowledge Base</w:t>
+      </w:r>
+    </w:p>
+    <w:p>
+      <w:pPr>
+        <w:pStyle w:val="ListBullet"/>
+      </w:pPr>
+      <w:r>
+        <w:t>Histórico: Criação inicial; padronização para uso do corretor japonês com explicação em português e leitura em katakana.</w:t>
+      </w:r>
+    </w:p>
+    <w:p>
+      <w:pPr>
+        <w:pStyle w:val="Heading2"/>
+      </w:pPr>
+      <w:r>
+        <w:t>コード</w:t>
+      </w:r>
+    </w:p>
+    <w:p>
+      <w:r>
+        <w:t>CASE-HOME-0008</w:t>
+      </w:r>
+    </w:p>
+    <w:p>
+      <w:pPr>
+        <w:pStyle w:val="Heading2"/>
+      </w:pPr>
+      <w:r>
+        <w:t>商品・カテゴリー</w:t>
+      </w:r>
+    </w:p>
+    <w:p>
+      <w:r>
+        <w:t>HOME</w:t>
+      </w:r>
+    </w:p>
+    <w:p>
+      <w:pPr>
+        <w:pStyle w:val="Heading2"/>
+      </w:pPr>
+      <w:r>
+        <w:t>状況</w:t>
+      </w:r>
+    </w:p>
+    <w:p>
+      <w:r>
+        <w:t>住居・賃貸契約に関する具体的な相談ケース。お客様が契約上の義務、保険加入、費用負担、関係先の役割について確認している場面。</w:t>
+      </w:r>
+    </w:p>
+    <w:p>
+      <w:pPr>
+        <w:pStyle w:val="Heading2"/>
+      </w:pPr>
+      <w:r>
+        <w:t>問題</w:t>
+      </w:r>
+    </w:p>
+    <w:p>
+      <w:r>
+        <w:t>お客様が契約上の義務、補償範囲、費用負担、必要書類、保険会社または関係先の判断を混同し、支払いや免除を期待してしまう可能性があります。</w:t>
+      </w:r>
+    </w:p>
+    <w:p>
+      <w:pPr>
+        <w:pStyle w:val="Heading2"/>
+      </w:pPr>
+      <w:r>
+        <w:t>分析</w:t>
+      </w:r>
+    </w:p>
+    <w:p>
+      <w:r>
+        <w:t>賃貸契約上の義務、管理会社の請求、保証会社の役割、保険契約の補償範囲を分けて整理する必要があります。</w:t>
+      </w:r>
+    </w:p>
+    <w:p>
+      <w:pPr>
+        <w:pStyle w:val="Heading2"/>
+      </w:pPr>
+      <w:r>
+        <w:t>募集人への対応方針</w:t>
+      </w:r>
+    </w:p>
+    <w:p>
+      <w:r>
+        <w:t>賃貸契約、管理会社、保証会社、保険契約、費用負担の関係を確認する場面。契約書、保険証券、写真、領収書、管理会社または保険会社からの案内を確認し、一般説明と正式判断を分けて案内します。</w:t>
+      </w:r>
+    </w:p>
+    <w:p>
+      <w:pPr>
+        <w:pStyle w:val="Heading2"/>
+      </w:pPr>
+      <w:r>
+        <w:t>ブラジル人顧客への説明方法</w:t>
+      </w:r>
+    </w:p>
+    <w:p>
+      <w:r>
+        <w:t>Leitura para pronúncia: ヴァモス セパラール オ キ ヴェン ド コントラート ジ アウゲウ オ キ ヴェン ド セグーロ イ オ キ プレシーザ セール アナリザード ペラ アドミニストラドーラ オウ セグラドーラ</w:t>
+      </w:r>
+    </w:p>
+    <w:p>
+      <w:r>
+        <w:t>Português brasileiro: Vamos separar o que vem do contrato de aluguel, o que vem do seguro e o que precisa ser analisado pela administradora ou seguradora.</w:t>
+      </w:r>
+    </w:p>
+    <w:p>
+      <w:r>
+        <w:t>日本語確認用: 契約内容、必要書類、関係先の確認を分けて案内します。</w:t>
+      </w:r>
+    </w:p>
+    <w:p>
+      <w:pPr>
+        <w:pStyle w:val="Heading2"/>
+      </w:pPr>
+      <w:r>
+        <w:t>期待される結果</w:t>
+      </w:r>
+    </w:p>
+    <w:p>
+      <w:r>
+        <w:t>お客様が次に確認すべき書類、連絡先、判断できることと判断できないことを理解する。</w:t>
+      </w:r>
+    </w:p>
+    <w:p>
+      <w:pPr>
+        <w:pStyle w:val="Heading2"/>
+      </w:pPr>
+      <w:r>
+        <w:t>コンプライアンス上の注意</w:t>
+      </w:r>
+    </w:p>
+    <w:p>
+      <w:r>
+        <w:t>募集人はこのケースを対応方針として使用し、契約成立、補償、支払可否、返金、費用免除、審査結果、保険金額を断定しない。最終判断は契約条件、提出書類、事故原因、関係先および保険会社の確認による。</w:t>
+      </w:r>
+    </w:p>
+    <w:p>
+      <w:pPr>
+        <w:pStyle w:val="Heading2"/>
+      </w:pPr>
+      <w:r>
+        <w:t>関連用語</w:t>
+      </w:r>
+    </w:p>
+    <w:p>
+      <w:pPr>
+        <w:pStyle w:val="ListBullet"/>
+      </w:pPr>
+      <w:r>
+        <w:t>HOME-0020 - 家財保険 - Seguro de bens domésticos</w:t>
+      </w:r>
+    </w:p>
+    <w:p>
+      <w:pPr>
+        <w:pStyle w:val="ListBullet"/>
+      </w:pPr>
+      <w:r>
+        <w:t>HOME-0001 - 賃貸住宅 - Imóvel alugado</w:t>
+      </w:r>
+    </w:p>
+    <w:p>
+      <w:pPr>
+        <w:pStyle w:val="ListBullet"/>
+      </w:pPr>
+      <w:r>
+        <w:t>HOME-0003 - 火災保険加入義務 - Obrigação de contratar seguro contra incêndio</w:t>
+      </w:r>
+    </w:p>
+    <w:p>
+      <w:pPr>
+        <w:pStyle w:val="Heading2"/>
+      </w:pPr>
+      <w:r>
+        <w:t>関連FAQ</w:t>
+      </w:r>
+    </w:p>
+    <w:p>
+      <w:pPr>
+        <w:pStyle w:val="ListBullet"/>
+      </w:pPr>
+      <w:r>
+        <w:t>FAQ-HOME-0020</w:t>
+      </w:r>
+    </w:p>
+    <w:p>
+      <w:pPr>
+        <w:pStyle w:val="ListBullet"/>
+      </w:pPr>
+      <w:r>
+        <w:t>FAQ-HOME-0001</w:t>
+      </w:r>
+    </w:p>
+    <w:p>
+      <w:pPr>
+        <w:pStyle w:val="ListBullet"/>
+      </w:pPr>
+      <w:r>
+        <w:t>FAQ-HOME-0003</w:t>
+      </w:r>
+    </w:p>
+    <w:p>
+      <w:pPr>
+        <w:pStyle w:val="Heading2"/>
+      </w:pPr>
+      <w:r>
+        <w:t>関連対話</w:t>
+      </w:r>
+    </w:p>
+    <w:p>
+      <w:pPr>
+        <w:pStyle w:val="ListBullet"/>
+      </w:pPr>
+      <w:r>
+        <w:t>DIALOGUE-HOME-0004</w:t>
+      </w:r>
+    </w:p>
+    <w:p>
+      <w:pPr>
+        <w:pStyle w:val="Heading2"/>
+      </w:pPr>
+      <w:r>
+        <w:t>相互参照</w:t>
+      </w:r>
+    </w:p>
+    <w:p>
+      <w:pPr>
+        <w:pStyle w:val="ListBullet"/>
+      </w:pPr>
+      <w:r>
+        <w:t>HOME-0020</w:t>
+      </w:r>
+    </w:p>
+    <w:p>
+      <w:pPr>
+        <w:pStyle w:val="ListBullet"/>
+      </w:pPr>
+      <w:r>
+        <w:t>HOME-0001</w:t>
+      </w:r>
+    </w:p>
+    <w:p>
+      <w:pPr>
+        <w:pStyle w:val="ListBullet"/>
+      </w:pPr>
+      <w:r>
+        <w:t>HOME-0003</w:t>
+      </w:r>
+    </w:p>
+    <w:p>
+      <w:pPr>
+        <w:pStyle w:val="ListBullet"/>
+      </w:pPr>
+      <w:r>
+        <w:t>FAQ-HOME-0020</w:t>
+      </w:r>
+    </w:p>
+    <w:p>
+      <w:pPr>
+        <w:pStyle w:val="ListBullet"/>
+      </w:pPr>
+      <w:r>
+        <w:t>FAQ-HOME-0001</w:t>
+      </w:r>
+    </w:p>
+    <w:p>
+      <w:pPr>
+        <w:pStyle w:val="ListBullet"/>
+      </w:pPr>
+      <w:r>
+        <w:t>FAQ-HOME-0003</w:t>
+      </w:r>
+    </w:p>
+    <w:p>
+      <w:pPr>
+        <w:pStyle w:val="ListBullet"/>
+      </w:pPr>
+      <w:r>
+        <w:t>DIALOGUE-HOME-0004</w:t>
+      </w:r>
+    </w:p>
+    <w:p>
+      <w:pPr>
+        <w:pStyle w:val="Heading2"/>
+      </w:pPr>
+      <w:r>
+        <w:t>参考資料</w:t>
+      </w:r>
+    </w:p>
+    <w:p>
+      <w:pPr>
+        <w:pStyle w:val="ListBullet"/>
+      </w:pPr>
+      <w:r>
+        <w:t>Documento interno: `EDITORIAL_RULES.md`</w:t>
+      </w:r>
+    </w:p>
+    <w:p>
+      <w:pPr>
+        <w:pStyle w:val="Heading2"/>
+      </w:pPr>
+      <w:r>
+        <w:t>タグ</w:t>
+      </w:r>
+    </w:p>
+    <w:p>
+      <w:pPr>
+        <w:pStyle w:val="ListBullet"/>
+      </w:pPr>
+      <w:r>
+        <w:t>case</w:t>
+      </w:r>
+    </w:p>
+    <w:p>
+      <w:pPr>
+        <w:pStyle w:val="ListBullet"/>
+      </w:pPr>
+      <w:r>
+        <w:t>home</w:t>
+      </w:r>
+    </w:p>
+    <w:p>
+      <w:pPr>
+        <w:pStyle w:val="ListBullet"/>
+      </w:pPr>
+      <w:r>
         <w:t>atendimento</w:t>
       </w:r>
     </w:p>
     <w:p>
       <w:pPr>
+        <w:pStyle w:val="ListBullet"/>
+      </w:pPr>
+      <w:r>
+        <w:t>japanese-broker</w:t>
+      </w:r>
+    </w:p>
+    <w:p>
+      <w:pPr>
         <w:pStyle w:val="Heading2"/>
       </w:pPr>
       <w:r>
-        <w:t>Veja também</w:t>
+        <w:t>関連項目</w:t>
       </w:r>
     </w:p>
     <w:p>
@@ -802,7 +3371,7 @@
         <w:pStyle w:val="ListBullet"/>
       </w:pPr>
       <w:r>
-        <w:t>`14_FAQ/HOME/FAQ-HOME-0004.md`</w:t>
+        <w:t>`14_FAQ/HOME/FAQ-HOME-0020.md`</w:t>
       </w:r>
     </w:p>
     <w:p>
@@ -810,7 +3379,7 @@
         <w:pStyle w:val="Heading2"/>
       </w:pPr>
       <w:r>
-        <w:t>Histórico de revisão</w:t>
+        <w:t>改訂履歴</w:t>
       </w:r>
     </w:p>
     <w:p>
@@ -830,2456 +3399,7 @@
     </w:p>
     <w:p>
       <w:r>
-        <w:br w:type="page"/>
-      </w:r>
-    </w:p>
-    <w:p>
-      <w:pPr>
-        <w:pStyle w:val="Heading1"/>
-      </w:pPr>
-      <w:r>
-        <w:t>CASE-HOME-0003 - Vazamento atinge apartamento vizinho</w:t>
-      </w:r>
-    </w:p>
-    <w:p>
-      <w:pPr>
-        <w:pStyle w:val="Heading2"/>
-      </w:pPr>
-      <w:r>
-        <w:t>Controle</w:t>
-      </w:r>
-    </w:p>
-    <w:p>
-      <w:pPr>
-        <w:pStyle w:val="ListBullet"/>
-      </w:pPr>
-      <w:r>
-        <w:t>Versão: 0.1</w:t>
-      </w:r>
-    </w:p>
-    <w:p>
-      <w:pPr>
-        <w:pStyle w:val="ListBullet"/>
-      </w:pPr>
-      <w:r>
-        <w:t>Data: 2026-06-27</w:t>
-      </w:r>
-    </w:p>
-    <w:p>
-      <w:pPr>
-        <w:pStyle w:val="ListBullet"/>
-      </w:pPr>
-      <w:r>
-        <w:t>Autor: JP-BR Insurance Knowledge Base</w:t>
-      </w:r>
-    </w:p>
-    <w:p>
-      <w:pPr>
-        <w:pStyle w:val="ListBullet"/>
-      </w:pPr>
-      <w:r>
-        <w:t>Histórico: Criação inicial.</w:t>
-      </w:r>
-    </w:p>
-    <w:p>
-      <w:pPr>
-        <w:pStyle w:val="Heading2"/>
-      </w:pPr>
-      <w:r>
-        <w:t>Código</w:t>
-      </w:r>
-    </w:p>
-    <w:p>
-      <w:r>
-        <w:t>CASE-HOME-0003</w:t>
-      </w:r>
-    </w:p>
-    <w:p>
-      <w:pPr>
-        <w:pStyle w:val="Heading2"/>
-      </w:pPr>
-      <w:r>
-        <w:t>Produto ou categoria</w:t>
-      </w:r>
-    </w:p>
-    <w:p>
-      <w:r>
-        <w:t>HOME</w:t>
-      </w:r>
-    </w:p>
-    <w:p>
-      <w:pPr>
-        <w:pStyle w:val="Heading2"/>
-      </w:pPr>
-      <w:r>
-        <w:t>Situação</w:t>
-      </w:r>
-    </w:p>
-    <w:p>
-      <w:r>
-        <w:t>Vazamento atinge apartamento vizinho.</w:t>
-      </w:r>
-    </w:p>
-    <w:p>
-      <w:pPr>
-        <w:pStyle w:val="Heading2"/>
-      </w:pPr>
-      <w:r>
-        <w:t>Problema</w:t>
-      </w:r>
-    </w:p>
-    <w:p>
-      <w:r>
-        <w:t>Cliente pode confundir obrigação contratual, cobrança imobiliária, responsabilidade civil e cobertura de seguro.</w:t>
-      </w:r>
-    </w:p>
-    <w:p>
-      <w:pPr>
-        <w:pStyle w:val="Heading2"/>
-      </w:pPr>
-      <w:r>
-        <w:t>Análise</w:t>
-      </w:r>
-    </w:p>
-    <w:p>
-      <w:r>
-        <w:t>O atendimento deve separar contrato de locação, papel da administradora, papel da garantidora, apólice, causa do dano e documentos.</w:t>
-      </w:r>
-    </w:p>
-    <w:p>
-      <w:pPr>
-        <w:pStyle w:val="Heading2"/>
-      </w:pPr>
-      <w:r>
-        <w:t>Orientação ao corretor</w:t>
-      </w:r>
-    </w:p>
-    <w:p>
-      <w:r>
-        <w:t>Pedir contrato de locação, apólice, comunicação da administradora, fotos quando houver dano e histórico de pagamentos ou cobranças.</w:t>
-      </w:r>
-    </w:p>
-    <w:p>
-      <w:pPr>
-        <w:pStyle w:val="Heading2"/>
-      </w:pPr>
-      <w:r>
-        <w:t>Como explicar ao cliente brasileiro</w:t>
-      </w:r>
-    </w:p>
-    <w:p>
-      <w:r>
-        <w:t>Vamos separar o que vem do contrato de aluguel, o que vem do seguro e o que precisa ser analisado pela administradora ou seguradora.</w:t>
-      </w:r>
-    </w:p>
-    <w:p>
-      <w:pPr>
-        <w:pStyle w:val="Heading2"/>
-      </w:pPr>
-      <w:r>
-        <w:t>Resultado esperado</w:t>
-      </w:r>
-    </w:p>
-    <w:p>
-      <w:r>
-        <w:t>Cliente entende quem deve ser contatado, quais documentos reunir e quais conclusões não podem ser antecipadas.</w:t>
-      </w:r>
-    </w:p>
-    <w:p>
-      <w:pPr>
-        <w:pStyle w:val="Heading2"/>
-      </w:pPr>
-      <w:r>
-        <w:t>Limite comercial/compliance</w:t>
-      </w:r>
-    </w:p>
-    <w:p>
-      <w:r>
-        <w:t>O corretor deve usar este caso como orientação de atendimento, sem prometer aprovação de aluguel, devolução de valores, isenção de cobrança, cobertura, indenização ou resultado de análise. A decisão depende do contrato de locação, apólice, documentos, causa do dano, administradora, garantidora e seguradora.</w:t>
-      </w:r>
-    </w:p>
-    <w:p>
-      <w:pPr>
-        <w:pStyle w:val="Heading2"/>
-      </w:pPr>
-      <w:r>
-        <w:t>Termos relacionados</w:t>
-      </w:r>
-    </w:p>
-    <w:p>
-      <w:pPr>
-        <w:pStyle w:val="ListBullet"/>
-      </w:pPr>
-      <w:r>
-        <w:t>HOME-0005 - 個人賠償責任 - Responsabilidade civil pessoal</w:t>
-      </w:r>
-    </w:p>
-    <w:p>
-      <w:pPr>
-        <w:pStyle w:val="ListBullet"/>
-      </w:pPr>
-      <w:r>
-        <w:t>HOME-0006 - 修理費用 - Despesas de reparo</w:t>
-      </w:r>
-    </w:p>
-    <w:p>
-      <w:pPr>
-        <w:pStyle w:val="ListBullet"/>
-      </w:pPr>
-      <w:r>
-        <w:t>HOME-0012 - 管理会社 - Administradora do imóvel</w:t>
-      </w:r>
-    </w:p>
-    <w:p>
-      <w:pPr>
-        <w:pStyle w:val="Heading2"/>
-      </w:pPr>
-      <w:r>
-        <w:t>FAQs relacionadas</w:t>
-      </w:r>
-    </w:p>
-    <w:p>
-      <w:pPr>
-        <w:pStyle w:val="ListBullet"/>
-      </w:pPr>
-      <w:r>
-        <w:t>FAQ-HOME-0005</w:t>
-      </w:r>
-    </w:p>
-    <w:p>
-      <w:pPr>
-        <w:pStyle w:val="ListBullet"/>
-      </w:pPr>
-      <w:r>
-        <w:t>FAQ-HOME-0006</w:t>
-      </w:r>
-    </w:p>
-    <w:p>
-      <w:pPr>
-        <w:pStyle w:val="ListBullet"/>
-      </w:pPr>
-      <w:r>
-        <w:t>FAQ-HOME-0012</w:t>
-      </w:r>
-    </w:p>
-    <w:p>
-      <w:pPr>
-        <w:pStyle w:val="Heading2"/>
-      </w:pPr>
-      <w:r>
-        <w:t>Diálogos relacionados</w:t>
-      </w:r>
-    </w:p>
-    <w:p>
-      <w:pPr>
-        <w:pStyle w:val="ListBullet"/>
-      </w:pPr>
-      <w:r>
-        <w:t>DIALOGUE-HOME-0002</w:t>
-      </w:r>
-    </w:p>
-    <w:p>
-      <w:pPr>
-        <w:pStyle w:val="Heading2"/>
-      </w:pPr>
-      <w:r>
-        <w:t>Referências cruzadas</w:t>
-      </w:r>
-    </w:p>
-    <w:p>
-      <w:pPr>
-        <w:pStyle w:val="ListBullet"/>
-      </w:pPr>
-      <w:r>
-        <w:t>HOME-0005</w:t>
-      </w:r>
-    </w:p>
-    <w:p>
-      <w:pPr>
-        <w:pStyle w:val="ListBullet"/>
-      </w:pPr>
-      <w:r>
-        <w:t>HOME-0006</w:t>
-      </w:r>
-    </w:p>
-    <w:p>
-      <w:pPr>
-        <w:pStyle w:val="ListBullet"/>
-      </w:pPr>
-      <w:r>
-        <w:t>HOME-0012</w:t>
-      </w:r>
-    </w:p>
-    <w:p>
-      <w:pPr>
-        <w:pStyle w:val="ListBullet"/>
-      </w:pPr>
-      <w:r>
-        <w:t>FAQ-HOME-0005</w:t>
-      </w:r>
-    </w:p>
-    <w:p>
-      <w:pPr>
-        <w:pStyle w:val="ListBullet"/>
-      </w:pPr>
-      <w:r>
-        <w:t>FAQ-HOME-0006</w:t>
-      </w:r>
-    </w:p>
-    <w:p>
-      <w:pPr>
-        <w:pStyle w:val="ListBullet"/>
-      </w:pPr>
-      <w:r>
-        <w:t>FAQ-HOME-0012</w:t>
-      </w:r>
-    </w:p>
-    <w:p>
-      <w:pPr>
-        <w:pStyle w:val="ListBullet"/>
-      </w:pPr>
-      <w:r>
-        <w:t>DIALOGUE-HOME-0002</w:t>
-      </w:r>
-    </w:p>
-    <w:p>
-      <w:pPr>
-        <w:pStyle w:val="Heading2"/>
-      </w:pPr>
-      <w:r>
-        <w:t>Referências</w:t>
-      </w:r>
-    </w:p>
-    <w:p>
-      <w:pPr>
-        <w:pStyle w:val="ListBullet"/>
-      </w:pPr>
-      <w:r>
-        <w:t>Documento interno: `EDITORIAL_RULES.md`</w:t>
-      </w:r>
-    </w:p>
-    <w:p>
-      <w:pPr>
-        <w:pStyle w:val="Heading2"/>
-      </w:pPr>
-      <w:r>
-        <w:t>Tags</w:t>
-      </w:r>
-    </w:p>
-    <w:p>
-      <w:pPr>
-        <w:pStyle w:val="ListBullet"/>
-      </w:pPr>
-      <w:r>
-        <w:t>case</w:t>
-      </w:r>
-    </w:p>
-    <w:p>
-      <w:pPr>
-        <w:pStyle w:val="ListBullet"/>
-      </w:pPr>
-      <w:r>
-        <w:t>home</w:t>
-      </w:r>
-    </w:p>
-    <w:p>
-      <w:pPr>
-        <w:pStyle w:val="ListBullet"/>
-      </w:pPr>
-      <w:r>
-        <w:t>housing</w:t>
-      </w:r>
-    </w:p>
-    <w:p>
-      <w:pPr>
-        <w:pStyle w:val="ListBullet"/>
-      </w:pPr>
-      <w:r>
-        <w:t>atendimento</w:t>
-      </w:r>
-    </w:p>
-    <w:p>
-      <w:pPr>
-        <w:pStyle w:val="Heading2"/>
-      </w:pPr>
-      <w:r>
-        <w:t>Veja também</w:t>
-      </w:r>
-    </w:p>
-    <w:p>
-      <w:pPr>
-        <w:pStyle w:val="ListBullet"/>
-      </w:pPr>
-      <w:r>
-        <w:t>`14_FAQ/HOME/FAQ-HOME-0005.md`</w:t>
-      </w:r>
-    </w:p>
-    <w:p>
-      <w:pPr>
-        <w:pStyle w:val="Heading2"/>
-      </w:pPr>
-      <w:r>
-        <w:t>Histórico de revisão</w:t>
-      </w:r>
-    </w:p>
-    <w:p>
-      <w:r>
-        <w:t>| Data | Versão | Autor | Alteração |</w:t>
-      </w:r>
-    </w:p>
-    <w:p>
-      <w:r>
-        <w:t>| --- | --- | --- | --- |</w:t>
-      </w:r>
-    </w:p>
-    <w:p>
-      <w:r>
-        <w:t>| 2026-06-27 | 0.1 | JP-BR Insurance Knowledge Base | Criação inicial. |</w:t>
-      </w:r>
-    </w:p>
-    <w:p>
-      <w:r>
-        <w:br w:type="page"/>
-      </w:r>
-    </w:p>
-    <w:p>
-      <w:pPr>
-        <w:pStyle w:val="Heading1"/>
-      </w:pPr>
-      <w:r>
-        <w:t>CASE-HOME-0004 - Cliente confunde depósito caução com luvas de locação</w:t>
-      </w:r>
-    </w:p>
-    <w:p>
-      <w:pPr>
-        <w:pStyle w:val="Heading2"/>
-      </w:pPr>
-      <w:r>
-        <w:t>Controle</w:t>
-      </w:r>
-    </w:p>
-    <w:p>
-      <w:pPr>
-        <w:pStyle w:val="ListBullet"/>
-      </w:pPr>
-      <w:r>
-        <w:t>Versão: 0.1</w:t>
-      </w:r>
-    </w:p>
-    <w:p>
-      <w:pPr>
-        <w:pStyle w:val="ListBullet"/>
-      </w:pPr>
-      <w:r>
-        <w:t>Data: 2026-06-27</w:t>
-      </w:r>
-    </w:p>
-    <w:p>
-      <w:pPr>
-        <w:pStyle w:val="ListBullet"/>
-      </w:pPr>
-      <w:r>
-        <w:t>Autor: JP-BR Insurance Knowledge Base</w:t>
-      </w:r>
-    </w:p>
-    <w:p>
-      <w:pPr>
-        <w:pStyle w:val="ListBullet"/>
-      </w:pPr>
-      <w:r>
-        <w:t>Histórico: Criação inicial.</w:t>
-      </w:r>
-    </w:p>
-    <w:p>
-      <w:pPr>
-        <w:pStyle w:val="Heading2"/>
-      </w:pPr>
-      <w:r>
-        <w:t>Código</w:t>
-      </w:r>
-    </w:p>
-    <w:p>
-      <w:r>
-        <w:t>CASE-HOME-0004</w:t>
-      </w:r>
-    </w:p>
-    <w:p>
-      <w:pPr>
-        <w:pStyle w:val="Heading2"/>
-      </w:pPr>
-      <w:r>
-        <w:t>Produto ou categoria</w:t>
-      </w:r>
-    </w:p>
-    <w:p>
-      <w:r>
-        <w:t>HOME</w:t>
-      </w:r>
-    </w:p>
-    <w:p>
-      <w:pPr>
-        <w:pStyle w:val="Heading2"/>
-      </w:pPr>
-      <w:r>
-        <w:t>Situação</w:t>
-      </w:r>
-    </w:p>
-    <w:p>
-      <w:r>
-        <w:t>Cliente confunde depósito caução com luvas de locação.</w:t>
-      </w:r>
-    </w:p>
-    <w:p>
-      <w:pPr>
-        <w:pStyle w:val="Heading2"/>
-      </w:pPr>
-      <w:r>
-        <w:t>Problema</w:t>
-      </w:r>
-    </w:p>
-    <w:p>
-      <w:r>
-        <w:t>Cliente pode confundir obrigação contratual, cobrança imobiliária, responsabilidade civil e cobertura de seguro.</w:t>
-      </w:r>
-    </w:p>
-    <w:p>
-      <w:pPr>
-        <w:pStyle w:val="Heading2"/>
-      </w:pPr>
-      <w:r>
-        <w:t>Análise</w:t>
-      </w:r>
-    </w:p>
-    <w:p>
-      <w:r>
-        <w:t>O atendimento deve separar contrato de locação, papel da administradora, papel da garantidora, apólice, causa do dano e documentos.</w:t>
-      </w:r>
-    </w:p>
-    <w:p>
-      <w:pPr>
-        <w:pStyle w:val="Heading2"/>
-      </w:pPr>
-      <w:r>
-        <w:t>Orientação ao corretor</w:t>
-      </w:r>
-    </w:p>
-    <w:p>
-      <w:r>
-        <w:t>Pedir contrato de locação, apólice, comunicação da administradora, fotos quando houver dano e histórico de pagamentos ou cobranças.</w:t>
-      </w:r>
-    </w:p>
-    <w:p>
-      <w:pPr>
-        <w:pStyle w:val="Heading2"/>
-      </w:pPr>
-      <w:r>
-        <w:t>Como explicar ao cliente brasileiro</w:t>
-      </w:r>
-    </w:p>
-    <w:p>
-      <w:r>
-        <w:t>Vamos separar o que vem do contrato de aluguel, o que vem do seguro e o que precisa ser analisado pela administradora ou seguradora.</w:t>
-      </w:r>
-    </w:p>
-    <w:p>
-      <w:pPr>
-        <w:pStyle w:val="Heading2"/>
-      </w:pPr>
-      <w:r>
-        <w:t>Resultado esperado</w:t>
-      </w:r>
-    </w:p>
-    <w:p>
-      <w:r>
-        <w:t>Cliente entende quem deve ser contatado, quais documentos reunir e quais conclusões não podem ser antecipadas.</w:t>
-      </w:r>
-    </w:p>
-    <w:p>
-      <w:pPr>
-        <w:pStyle w:val="Heading2"/>
-      </w:pPr>
-      <w:r>
-        <w:t>Limite comercial/compliance</w:t>
-      </w:r>
-    </w:p>
-    <w:p>
-      <w:r>
-        <w:t>O corretor deve usar este caso como orientação de atendimento, sem prometer aprovação de aluguel, devolução de valores, isenção de cobrança, cobertura, indenização ou resultado de análise. A decisão depende do contrato de locação, apólice, documentos, causa do dano, administradora, garantidora e seguradora.</w:t>
-      </w:r>
-    </w:p>
-    <w:p>
-      <w:pPr>
-        <w:pStyle w:val="Heading2"/>
-      </w:pPr>
-      <w:r>
-        <w:t>Termos relacionados</w:t>
-      </w:r>
-    </w:p>
-    <w:p>
-      <w:pPr>
-        <w:pStyle w:val="ListBullet"/>
-      </w:pPr>
-      <w:r>
-        <w:t>HOME-0008 - 敷金 - Depósito caução</w:t>
-      </w:r>
-    </w:p>
-    <w:p>
-      <w:pPr>
-        <w:pStyle w:val="ListBullet"/>
-      </w:pPr>
-      <w:r>
-        <w:t>HOME-0009 - 礼金 - Luvas de locação</w:t>
-      </w:r>
-    </w:p>
-    <w:p>
-      <w:pPr>
-        <w:pStyle w:val="ListBullet"/>
-      </w:pPr>
-      <w:r>
-        <w:t>HOME-0002 - 賃貸借契約 - Contrato de locação</w:t>
-      </w:r>
-    </w:p>
-    <w:p>
-      <w:pPr>
-        <w:pStyle w:val="Heading2"/>
-      </w:pPr>
-      <w:r>
-        <w:t>FAQs relacionadas</w:t>
-      </w:r>
-    </w:p>
-    <w:p>
-      <w:pPr>
-        <w:pStyle w:val="ListBullet"/>
-      </w:pPr>
-      <w:r>
-        <w:t>FAQ-HOME-0008</w:t>
-      </w:r>
-    </w:p>
-    <w:p>
-      <w:pPr>
-        <w:pStyle w:val="ListBullet"/>
-      </w:pPr>
-      <w:r>
-        <w:t>FAQ-HOME-0009</w:t>
-      </w:r>
-    </w:p>
-    <w:p>
-      <w:pPr>
-        <w:pStyle w:val="ListBullet"/>
-      </w:pPr>
-      <w:r>
-        <w:t>FAQ-HOME-0002</w:t>
-      </w:r>
-    </w:p>
-    <w:p>
-      <w:pPr>
-        <w:pStyle w:val="Heading2"/>
-      </w:pPr>
-      <w:r>
-        <w:t>Diálogos relacionados</w:t>
-      </w:r>
-    </w:p>
-    <w:p>
-      <w:pPr>
-        <w:pStyle w:val="ListBullet"/>
-      </w:pPr>
-      <w:r>
-        <w:t>DIALOGUE-HOME-0002</w:t>
-      </w:r>
-    </w:p>
-    <w:p>
-      <w:pPr>
-        <w:pStyle w:val="Heading2"/>
-      </w:pPr>
-      <w:r>
-        <w:t>Referências cruzadas</w:t>
-      </w:r>
-    </w:p>
-    <w:p>
-      <w:pPr>
-        <w:pStyle w:val="ListBullet"/>
-      </w:pPr>
-      <w:r>
-        <w:t>HOME-0008</w:t>
-      </w:r>
-    </w:p>
-    <w:p>
-      <w:pPr>
-        <w:pStyle w:val="ListBullet"/>
-      </w:pPr>
-      <w:r>
-        <w:t>HOME-0009</w:t>
-      </w:r>
-    </w:p>
-    <w:p>
-      <w:pPr>
-        <w:pStyle w:val="ListBullet"/>
-      </w:pPr>
-      <w:r>
-        <w:t>HOME-0002</w:t>
-      </w:r>
-    </w:p>
-    <w:p>
-      <w:pPr>
-        <w:pStyle w:val="ListBullet"/>
-      </w:pPr>
-      <w:r>
-        <w:t>FAQ-HOME-0008</w:t>
-      </w:r>
-    </w:p>
-    <w:p>
-      <w:pPr>
-        <w:pStyle w:val="ListBullet"/>
-      </w:pPr>
-      <w:r>
-        <w:t>FAQ-HOME-0009</w:t>
-      </w:r>
-    </w:p>
-    <w:p>
-      <w:pPr>
-        <w:pStyle w:val="ListBullet"/>
-      </w:pPr>
-      <w:r>
-        <w:t>FAQ-HOME-0002</w:t>
-      </w:r>
-    </w:p>
-    <w:p>
-      <w:pPr>
-        <w:pStyle w:val="ListBullet"/>
-      </w:pPr>
-      <w:r>
-        <w:t>DIALOGUE-HOME-0002</w:t>
-      </w:r>
-    </w:p>
-    <w:p>
-      <w:pPr>
-        <w:pStyle w:val="Heading2"/>
-      </w:pPr>
-      <w:r>
-        <w:t>Referências</w:t>
-      </w:r>
-    </w:p>
-    <w:p>
-      <w:pPr>
-        <w:pStyle w:val="ListBullet"/>
-      </w:pPr>
-      <w:r>
-        <w:t>Documento interno: `EDITORIAL_RULES.md`</w:t>
-      </w:r>
-    </w:p>
-    <w:p>
-      <w:pPr>
-        <w:pStyle w:val="Heading2"/>
-      </w:pPr>
-      <w:r>
-        <w:t>Tags</w:t>
-      </w:r>
-    </w:p>
-    <w:p>
-      <w:pPr>
-        <w:pStyle w:val="ListBullet"/>
-      </w:pPr>
-      <w:r>
-        <w:t>case</w:t>
-      </w:r>
-    </w:p>
-    <w:p>
-      <w:pPr>
-        <w:pStyle w:val="ListBullet"/>
-      </w:pPr>
-      <w:r>
-        <w:t>home</w:t>
-      </w:r>
-    </w:p>
-    <w:p>
-      <w:pPr>
-        <w:pStyle w:val="ListBullet"/>
-      </w:pPr>
-      <w:r>
-        <w:t>housing</w:t>
-      </w:r>
-    </w:p>
-    <w:p>
-      <w:pPr>
-        <w:pStyle w:val="ListBullet"/>
-      </w:pPr>
-      <w:r>
-        <w:t>atendimento</w:t>
-      </w:r>
-    </w:p>
-    <w:p>
-      <w:pPr>
-        <w:pStyle w:val="Heading2"/>
-      </w:pPr>
-      <w:r>
-        <w:t>Veja também</w:t>
-      </w:r>
-    </w:p>
-    <w:p>
-      <w:pPr>
-        <w:pStyle w:val="ListBullet"/>
-      </w:pPr>
-      <w:r>
-        <w:t>`14_FAQ/HOME/FAQ-HOME-0008.md`</w:t>
-      </w:r>
-    </w:p>
-    <w:p>
-      <w:pPr>
-        <w:pStyle w:val="Heading2"/>
-      </w:pPr>
-      <w:r>
-        <w:t>Histórico de revisão</w:t>
-      </w:r>
-    </w:p>
-    <w:p>
-      <w:r>
-        <w:t>| Data | Versão | Autor | Alteração |</w:t>
-      </w:r>
-    </w:p>
-    <w:p>
-      <w:r>
-        <w:t>| --- | --- | --- | --- |</w:t>
-      </w:r>
-    </w:p>
-    <w:p>
-      <w:r>
-        <w:t>| 2026-06-27 | 0.1 | JP-BR Insurance Knowledge Base | Criação inicial. |</w:t>
-      </w:r>
-    </w:p>
-    <w:p>
-      <w:r>
-        <w:br w:type="page"/>
-      </w:r>
-    </w:p>
-    <w:p>
-      <w:pPr>
-        <w:pStyle w:val="Heading1"/>
-      </w:pPr>
-      <w:r>
-        <w:t>CASE-HOME-0005 - Cliente não entende função da empresa garantidora</w:t>
-      </w:r>
-    </w:p>
-    <w:p>
-      <w:pPr>
-        <w:pStyle w:val="Heading2"/>
-      </w:pPr>
-      <w:r>
-        <w:t>Controle</w:t>
-      </w:r>
-    </w:p>
-    <w:p>
-      <w:pPr>
-        <w:pStyle w:val="ListBullet"/>
-      </w:pPr>
-      <w:r>
-        <w:t>Versão: 0.1</w:t>
-      </w:r>
-    </w:p>
-    <w:p>
-      <w:pPr>
-        <w:pStyle w:val="ListBullet"/>
-      </w:pPr>
-      <w:r>
-        <w:t>Data: 2026-06-27</w:t>
-      </w:r>
-    </w:p>
-    <w:p>
-      <w:pPr>
-        <w:pStyle w:val="ListBullet"/>
-      </w:pPr>
-      <w:r>
-        <w:t>Autor: JP-BR Insurance Knowledge Base</w:t>
-      </w:r>
-    </w:p>
-    <w:p>
-      <w:pPr>
-        <w:pStyle w:val="ListBullet"/>
-      </w:pPr>
-      <w:r>
-        <w:t>Histórico: Criação inicial.</w:t>
-      </w:r>
-    </w:p>
-    <w:p>
-      <w:pPr>
-        <w:pStyle w:val="Heading2"/>
-      </w:pPr>
-      <w:r>
-        <w:t>Código</w:t>
-      </w:r>
-    </w:p>
-    <w:p>
-      <w:r>
-        <w:t>CASE-HOME-0005</w:t>
-      </w:r>
-    </w:p>
-    <w:p>
-      <w:pPr>
-        <w:pStyle w:val="Heading2"/>
-      </w:pPr>
-      <w:r>
-        <w:t>Produto ou categoria</w:t>
-      </w:r>
-    </w:p>
-    <w:p>
-      <w:r>
-        <w:t>HOME</w:t>
-      </w:r>
-    </w:p>
-    <w:p>
-      <w:pPr>
-        <w:pStyle w:val="Heading2"/>
-      </w:pPr>
-      <w:r>
-        <w:t>Situação</w:t>
-      </w:r>
-    </w:p>
-    <w:p>
-      <w:r>
-        <w:t>Cliente não entende função da empresa garantidora.</w:t>
-      </w:r>
-    </w:p>
-    <w:p>
-      <w:pPr>
-        <w:pStyle w:val="Heading2"/>
-      </w:pPr>
-      <w:r>
-        <w:t>Problema</w:t>
-      </w:r>
-    </w:p>
-    <w:p>
-      <w:r>
-        <w:t>Cliente pode confundir obrigação contratual, cobrança imobiliária, responsabilidade civil e cobertura de seguro.</w:t>
-      </w:r>
-    </w:p>
-    <w:p>
-      <w:pPr>
-        <w:pStyle w:val="Heading2"/>
-      </w:pPr>
-      <w:r>
-        <w:t>Análise</w:t>
-      </w:r>
-    </w:p>
-    <w:p>
-      <w:r>
-        <w:t>O atendimento deve separar contrato de locação, papel da administradora, papel da garantidora, apólice, causa do dano e documentos.</w:t>
-      </w:r>
-    </w:p>
-    <w:p>
-      <w:pPr>
-        <w:pStyle w:val="Heading2"/>
-      </w:pPr>
-      <w:r>
-        <w:t>Orientação ao corretor</w:t>
-      </w:r>
-    </w:p>
-    <w:p>
-      <w:r>
-        <w:t>Pedir contrato de locação, apólice, comunicação da administradora, fotos quando houver dano e histórico de pagamentos ou cobranças.</w:t>
-      </w:r>
-    </w:p>
-    <w:p>
-      <w:pPr>
-        <w:pStyle w:val="Heading2"/>
-      </w:pPr>
-      <w:r>
-        <w:t>Como explicar ao cliente brasileiro</w:t>
-      </w:r>
-    </w:p>
-    <w:p>
-      <w:r>
-        <w:t>Vamos separar o que vem do contrato de aluguel, o que vem do seguro e o que precisa ser analisado pela administradora ou seguradora.</w:t>
-      </w:r>
-    </w:p>
-    <w:p>
-      <w:pPr>
-        <w:pStyle w:val="Heading2"/>
-      </w:pPr>
-      <w:r>
-        <w:t>Resultado esperado</w:t>
-      </w:r>
-    </w:p>
-    <w:p>
-      <w:r>
-        <w:t>Cliente entende quem deve ser contatado, quais documentos reunir e quais conclusões não podem ser antecipadas.</w:t>
-      </w:r>
-    </w:p>
-    <w:p>
-      <w:pPr>
-        <w:pStyle w:val="Heading2"/>
-      </w:pPr>
-      <w:r>
-        <w:t>Limite comercial/compliance</w:t>
-      </w:r>
-    </w:p>
-    <w:p>
-      <w:r>
-        <w:t>O corretor deve usar este caso como orientação de atendimento, sem prometer aprovação de aluguel, devolução de valores, isenção de cobrança, cobertura, indenização ou resultado de análise. A decisão depende do contrato de locação, apólice, documentos, causa do dano, administradora, garantidora e seguradora.</w:t>
-      </w:r>
-    </w:p>
-    <w:p>
-      <w:pPr>
-        <w:pStyle w:val="Heading2"/>
-      </w:pPr>
-      <w:r>
-        <w:t>Termos relacionados</w:t>
-      </w:r>
-    </w:p>
-    <w:p>
-      <w:pPr>
-        <w:pStyle w:val="ListBullet"/>
-      </w:pPr>
-      <w:r>
-        <w:t>HOME-0010 - 保証会社 - Empresa garantidora</w:t>
-      </w:r>
-    </w:p>
-    <w:p>
-      <w:pPr>
-        <w:pStyle w:val="ListBullet"/>
-      </w:pPr>
-      <w:r>
-        <w:t>HOME-0011 - 連帯保証人 - Fiador solidário</w:t>
-      </w:r>
-    </w:p>
-    <w:p>
-      <w:pPr>
-        <w:pStyle w:val="ListBullet"/>
-      </w:pPr>
-      <w:r>
-        <w:t>HOME-0018 - 家賃滞納 - Atraso no aluguel</w:t>
-      </w:r>
-    </w:p>
-    <w:p>
-      <w:pPr>
-        <w:pStyle w:val="Heading2"/>
-      </w:pPr>
-      <w:r>
-        <w:t>FAQs relacionadas</w:t>
-      </w:r>
-    </w:p>
-    <w:p>
-      <w:pPr>
-        <w:pStyle w:val="ListBullet"/>
-      </w:pPr>
-      <w:r>
-        <w:t>FAQ-HOME-0010</w:t>
-      </w:r>
-    </w:p>
-    <w:p>
-      <w:pPr>
-        <w:pStyle w:val="ListBullet"/>
-      </w:pPr>
-      <w:r>
-        <w:t>FAQ-HOME-0011</w:t>
-      </w:r>
-    </w:p>
-    <w:p>
-      <w:pPr>
-        <w:pStyle w:val="ListBullet"/>
-      </w:pPr>
-      <w:r>
-        <w:t>FAQ-HOME-0018</w:t>
-      </w:r>
-    </w:p>
-    <w:p>
-      <w:pPr>
-        <w:pStyle w:val="Heading2"/>
-      </w:pPr>
-      <w:r>
-        <w:t>Diálogos relacionados</w:t>
-      </w:r>
-    </w:p>
-    <w:p>
-      <w:pPr>
-        <w:pStyle w:val="ListBullet"/>
-      </w:pPr>
-      <w:r>
-        <w:t>DIALOGUE-HOME-0003</w:t>
-      </w:r>
-    </w:p>
-    <w:p>
-      <w:pPr>
-        <w:pStyle w:val="Heading2"/>
-      </w:pPr>
-      <w:r>
-        <w:t>Referências cruzadas</w:t>
-      </w:r>
-    </w:p>
-    <w:p>
-      <w:pPr>
-        <w:pStyle w:val="ListBullet"/>
-      </w:pPr>
-      <w:r>
-        <w:t>HOME-0010</w:t>
-      </w:r>
-    </w:p>
-    <w:p>
-      <w:pPr>
-        <w:pStyle w:val="ListBullet"/>
-      </w:pPr>
-      <w:r>
-        <w:t>HOME-0011</w:t>
-      </w:r>
-    </w:p>
-    <w:p>
-      <w:pPr>
-        <w:pStyle w:val="ListBullet"/>
-      </w:pPr>
-      <w:r>
-        <w:t>HOME-0018</w:t>
-      </w:r>
-    </w:p>
-    <w:p>
-      <w:pPr>
-        <w:pStyle w:val="ListBullet"/>
-      </w:pPr>
-      <w:r>
-        <w:t>FAQ-HOME-0010</w:t>
-      </w:r>
-    </w:p>
-    <w:p>
-      <w:pPr>
-        <w:pStyle w:val="ListBullet"/>
-      </w:pPr>
-      <w:r>
-        <w:t>FAQ-HOME-0011</w:t>
-      </w:r>
-    </w:p>
-    <w:p>
-      <w:pPr>
-        <w:pStyle w:val="ListBullet"/>
-      </w:pPr>
-      <w:r>
-        <w:t>FAQ-HOME-0018</w:t>
-      </w:r>
-    </w:p>
-    <w:p>
-      <w:pPr>
-        <w:pStyle w:val="ListBullet"/>
-      </w:pPr>
-      <w:r>
-        <w:t>DIALOGUE-HOME-0003</w:t>
-      </w:r>
-    </w:p>
-    <w:p>
-      <w:pPr>
-        <w:pStyle w:val="Heading2"/>
-      </w:pPr>
-      <w:r>
-        <w:t>Referências</w:t>
-      </w:r>
-    </w:p>
-    <w:p>
-      <w:pPr>
-        <w:pStyle w:val="ListBullet"/>
-      </w:pPr>
-      <w:r>
-        <w:t>Documento interno: `EDITORIAL_RULES.md`</w:t>
-      </w:r>
-    </w:p>
-    <w:p>
-      <w:pPr>
-        <w:pStyle w:val="Heading2"/>
-      </w:pPr>
-      <w:r>
-        <w:t>Tags</w:t>
-      </w:r>
-    </w:p>
-    <w:p>
-      <w:pPr>
-        <w:pStyle w:val="ListBullet"/>
-      </w:pPr>
-      <w:r>
-        <w:t>case</w:t>
-      </w:r>
-    </w:p>
-    <w:p>
-      <w:pPr>
-        <w:pStyle w:val="ListBullet"/>
-      </w:pPr>
-      <w:r>
-        <w:t>home</w:t>
-      </w:r>
-    </w:p>
-    <w:p>
-      <w:pPr>
-        <w:pStyle w:val="ListBullet"/>
-      </w:pPr>
-      <w:r>
-        <w:t>housing</w:t>
-      </w:r>
-    </w:p>
-    <w:p>
-      <w:pPr>
-        <w:pStyle w:val="ListBullet"/>
-      </w:pPr>
-      <w:r>
-        <w:t>atendimento</w:t>
-      </w:r>
-    </w:p>
-    <w:p>
-      <w:pPr>
-        <w:pStyle w:val="Heading2"/>
-      </w:pPr>
-      <w:r>
-        <w:t>Veja também</w:t>
-      </w:r>
-    </w:p>
-    <w:p>
-      <w:pPr>
-        <w:pStyle w:val="ListBullet"/>
-      </w:pPr>
-      <w:r>
-        <w:t>`14_FAQ/HOME/FAQ-HOME-0010.md`</w:t>
-      </w:r>
-    </w:p>
-    <w:p>
-      <w:pPr>
-        <w:pStyle w:val="Heading2"/>
-      </w:pPr>
-      <w:r>
-        <w:t>Histórico de revisão</w:t>
-      </w:r>
-    </w:p>
-    <w:p>
-      <w:r>
-        <w:t>| Data | Versão | Autor | Alteração |</w:t>
-      </w:r>
-    </w:p>
-    <w:p>
-      <w:r>
-        <w:t>| --- | --- | --- | --- |</w:t>
-      </w:r>
-    </w:p>
-    <w:p>
-      <w:r>
-        <w:t>| 2026-06-27 | 0.1 | JP-BR Insurance Knowledge Base | Criação inicial. |</w:t>
-      </w:r>
-    </w:p>
-    <w:p>
-      <w:r>
-        <w:br w:type="page"/>
-      </w:r>
-    </w:p>
-    <w:p>
-      <w:pPr>
-        <w:pStyle w:val="Heading1"/>
-      </w:pPr>
-      <w:r>
-        <w:t>CASE-HOME-0006 - Cliente discorda de cobrança na vistoria de saída</w:t>
-      </w:r>
-    </w:p>
-    <w:p>
-      <w:pPr>
-        <w:pStyle w:val="Heading2"/>
-      </w:pPr>
-      <w:r>
-        <w:t>Controle</w:t>
-      </w:r>
-    </w:p>
-    <w:p>
-      <w:pPr>
-        <w:pStyle w:val="ListBullet"/>
-      </w:pPr>
-      <w:r>
-        <w:t>Versão: 0.1</w:t>
-      </w:r>
-    </w:p>
-    <w:p>
-      <w:pPr>
-        <w:pStyle w:val="ListBullet"/>
-      </w:pPr>
-      <w:r>
-        <w:t>Data: 2026-06-27</w:t>
-      </w:r>
-    </w:p>
-    <w:p>
-      <w:pPr>
-        <w:pStyle w:val="ListBullet"/>
-      </w:pPr>
-      <w:r>
-        <w:t>Autor: JP-BR Insurance Knowledge Base</w:t>
-      </w:r>
-    </w:p>
-    <w:p>
-      <w:pPr>
-        <w:pStyle w:val="ListBullet"/>
-      </w:pPr>
-      <w:r>
-        <w:t>Histórico: Criação inicial.</w:t>
-      </w:r>
-    </w:p>
-    <w:p>
-      <w:pPr>
-        <w:pStyle w:val="Heading2"/>
-      </w:pPr>
-      <w:r>
-        <w:t>Código</w:t>
-      </w:r>
-    </w:p>
-    <w:p>
-      <w:r>
-        <w:t>CASE-HOME-0006</w:t>
-      </w:r>
-    </w:p>
-    <w:p>
-      <w:pPr>
-        <w:pStyle w:val="Heading2"/>
-      </w:pPr>
-      <w:r>
-        <w:t>Produto ou categoria</w:t>
-      </w:r>
-    </w:p>
-    <w:p>
-      <w:r>
-        <w:t>HOME</w:t>
-      </w:r>
-    </w:p>
-    <w:p>
-      <w:pPr>
-        <w:pStyle w:val="Heading2"/>
-      </w:pPr>
-      <w:r>
-        <w:t>Situação</w:t>
-      </w:r>
-    </w:p>
-    <w:p>
-      <w:r>
-        <w:t>Cliente discorda de cobrança na vistoria de saída.</w:t>
-      </w:r>
-    </w:p>
-    <w:p>
-      <w:pPr>
-        <w:pStyle w:val="Heading2"/>
-      </w:pPr>
-      <w:r>
-        <w:t>Problema</w:t>
-      </w:r>
-    </w:p>
-    <w:p>
-      <w:r>
-        <w:t>Cliente pode confundir obrigação contratual, cobrança imobiliária, responsabilidade civil e cobertura de seguro.</w:t>
-      </w:r>
-    </w:p>
-    <w:p>
-      <w:pPr>
-        <w:pStyle w:val="Heading2"/>
-      </w:pPr>
-      <w:r>
-        <w:t>Análise</w:t>
-      </w:r>
-    </w:p>
-    <w:p>
-      <w:r>
-        <w:t>O atendimento deve separar contrato de locação, papel da administradora, papel da garantidora, apólice, causa do dano e documentos.</w:t>
-      </w:r>
-    </w:p>
-    <w:p>
-      <w:pPr>
-        <w:pStyle w:val="Heading2"/>
-      </w:pPr>
-      <w:r>
-        <w:t>Orientação ao corretor</w:t>
-      </w:r>
-    </w:p>
-    <w:p>
-      <w:r>
-        <w:t>Pedir contrato de locação, apólice, comunicação da administradora, fotos quando houver dano e histórico de pagamentos ou cobranças.</w:t>
-      </w:r>
-    </w:p>
-    <w:p>
-      <w:pPr>
-        <w:pStyle w:val="Heading2"/>
-      </w:pPr>
-      <w:r>
-        <w:t>Como explicar ao cliente brasileiro</w:t>
-      </w:r>
-    </w:p>
-    <w:p>
-      <w:r>
-        <w:t>Vamos separar o que vem do contrato de aluguel, o que vem do seguro e o que precisa ser analisado pela administradora ou seguradora.</w:t>
-      </w:r>
-    </w:p>
-    <w:p>
-      <w:pPr>
-        <w:pStyle w:val="Heading2"/>
-      </w:pPr>
-      <w:r>
-        <w:t>Resultado esperado</w:t>
-      </w:r>
-    </w:p>
-    <w:p>
-      <w:r>
-        <w:t>Cliente entende quem deve ser contatado, quais documentos reunir e quais conclusões não podem ser antecipadas.</w:t>
-      </w:r>
-    </w:p>
-    <w:p>
-      <w:pPr>
-        <w:pStyle w:val="Heading2"/>
-      </w:pPr>
-      <w:r>
-        <w:t>Limite comercial/compliance</w:t>
-      </w:r>
-    </w:p>
-    <w:p>
-      <w:r>
-        <w:t>O corretor deve usar este caso como orientação de atendimento, sem prometer aprovação de aluguel, devolução de valores, isenção de cobrança, cobertura, indenização ou resultado de análise. A decisão depende do contrato de locação, apólice, documentos, causa do dano, administradora, garantidora e seguradora.</w:t>
-      </w:r>
-    </w:p>
-    <w:p>
-      <w:pPr>
-        <w:pStyle w:val="Heading2"/>
-      </w:pPr>
-      <w:r>
-        <w:t>Termos relacionados</w:t>
-      </w:r>
-    </w:p>
-    <w:p>
-      <w:pPr>
-        <w:pStyle w:val="ListBullet"/>
-      </w:pPr>
-      <w:r>
-        <w:t>HOME-0007 - 原状回復 - Restauração ao estado original</w:t>
-      </w:r>
-    </w:p>
-    <w:p>
-      <w:pPr>
-        <w:pStyle w:val="ListBullet"/>
-      </w:pPr>
-      <w:r>
-        <w:t>HOME-0013 - 退去立会い - Vistoria de saída</w:t>
-      </w:r>
-    </w:p>
-    <w:p>
-      <w:pPr>
-        <w:pStyle w:val="ListBullet"/>
-      </w:pPr>
-      <w:r>
-        <w:t>HOME-0012 - 管理会社 - Administradora do imóvel</w:t>
-      </w:r>
-    </w:p>
-    <w:p>
-      <w:pPr>
-        <w:pStyle w:val="Heading2"/>
-      </w:pPr>
-      <w:r>
-        <w:t>FAQs relacionadas</w:t>
-      </w:r>
-    </w:p>
-    <w:p>
-      <w:pPr>
-        <w:pStyle w:val="ListBullet"/>
-      </w:pPr>
-      <w:r>
-        <w:t>FAQ-HOME-0007</w:t>
-      </w:r>
-    </w:p>
-    <w:p>
-      <w:pPr>
-        <w:pStyle w:val="ListBullet"/>
-      </w:pPr>
-      <w:r>
-        <w:t>FAQ-HOME-0013</w:t>
-      </w:r>
-    </w:p>
-    <w:p>
-      <w:pPr>
-        <w:pStyle w:val="ListBullet"/>
-      </w:pPr>
-      <w:r>
-        <w:t>FAQ-HOME-0012</w:t>
-      </w:r>
-    </w:p>
-    <w:p>
-      <w:pPr>
-        <w:pStyle w:val="Heading2"/>
-      </w:pPr>
-      <w:r>
-        <w:t>Diálogos relacionados</w:t>
-      </w:r>
-    </w:p>
-    <w:p>
-      <w:pPr>
-        <w:pStyle w:val="ListBullet"/>
-      </w:pPr>
-      <w:r>
-        <w:t>DIALOGUE-HOME-0003</w:t>
-      </w:r>
-    </w:p>
-    <w:p>
-      <w:pPr>
-        <w:pStyle w:val="Heading2"/>
-      </w:pPr>
-      <w:r>
-        <w:t>Referências cruzadas</w:t>
-      </w:r>
-    </w:p>
-    <w:p>
-      <w:pPr>
-        <w:pStyle w:val="ListBullet"/>
-      </w:pPr>
-      <w:r>
-        <w:t>HOME-0007</w:t>
-      </w:r>
-    </w:p>
-    <w:p>
-      <w:pPr>
-        <w:pStyle w:val="ListBullet"/>
-      </w:pPr>
-      <w:r>
-        <w:t>HOME-0013</w:t>
-      </w:r>
-    </w:p>
-    <w:p>
-      <w:pPr>
-        <w:pStyle w:val="ListBullet"/>
-      </w:pPr>
-      <w:r>
-        <w:t>HOME-0012</w:t>
-      </w:r>
-    </w:p>
-    <w:p>
-      <w:pPr>
-        <w:pStyle w:val="ListBullet"/>
-      </w:pPr>
-      <w:r>
-        <w:t>FAQ-HOME-0007</w:t>
-      </w:r>
-    </w:p>
-    <w:p>
-      <w:pPr>
-        <w:pStyle w:val="ListBullet"/>
-      </w:pPr>
-      <w:r>
-        <w:t>FAQ-HOME-0013</w:t>
-      </w:r>
-    </w:p>
-    <w:p>
-      <w:pPr>
-        <w:pStyle w:val="ListBullet"/>
-      </w:pPr>
-      <w:r>
-        <w:t>FAQ-HOME-0012</w:t>
-      </w:r>
-    </w:p>
-    <w:p>
-      <w:pPr>
-        <w:pStyle w:val="ListBullet"/>
-      </w:pPr>
-      <w:r>
-        <w:t>DIALOGUE-HOME-0003</w:t>
-      </w:r>
-    </w:p>
-    <w:p>
-      <w:pPr>
-        <w:pStyle w:val="Heading2"/>
-      </w:pPr>
-      <w:r>
-        <w:t>Referências</w:t>
-      </w:r>
-    </w:p>
-    <w:p>
-      <w:pPr>
-        <w:pStyle w:val="ListBullet"/>
-      </w:pPr>
-      <w:r>
-        <w:t>Documento interno: `EDITORIAL_RULES.md`</w:t>
-      </w:r>
-    </w:p>
-    <w:p>
-      <w:pPr>
-        <w:pStyle w:val="Heading2"/>
-      </w:pPr>
-      <w:r>
-        <w:t>Tags</w:t>
-      </w:r>
-    </w:p>
-    <w:p>
-      <w:pPr>
-        <w:pStyle w:val="ListBullet"/>
-      </w:pPr>
-      <w:r>
-        <w:t>case</w:t>
-      </w:r>
-    </w:p>
-    <w:p>
-      <w:pPr>
-        <w:pStyle w:val="ListBullet"/>
-      </w:pPr>
-      <w:r>
-        <w:t>home</w:t>
-      </w:r>
-    </w:p>
-    <w:p>
-      <w:pPr>
-        <w:pStyle w:val="ListBullet"/>
-      </w:pPr>
-      <w:r>
-        <w:t>housing</w:t>
-      </w:r>
-    </w:p>
-    <w:p>
-      <w:pPr>
-        <w:pStyle w:val="ListBullet"/>
-      </w:pPr>
-      <w:r>
-        <w:t>atendimento</w:t>
-      </w:r>
-    </w:p>
-    <w:p>
-      <w:pPr>
-        <w:pStyle w:val="Heading2"/>
-      </w:pPr>
-      <w:r>
-        <w:t>Veja também</w:t>
-      </w:r>
-    </w:p>
-    <w:p>
-      <w:pPr>
-        <w:pStyle w:val="ListBullet"/>
-      </w:pPr>
-      <w:r>
-        <w:t>`14_FAQ/HOME/FAQ-HOME-0007.md`</w:t>
-      </w:r>
-    </w:p>
-    <w:p>
-      <w:pPr>
-        <w:pStyle w:val="Heading2"/>
-      </w:pPr>
-      <w:r>
-        <w:t>Histórico de revisão</w:t>
-      </w:r>
-    </w:p>
-    <w:p>
-      <w:r>
-        <w:t>| Data | Versão | Autor | Alteração |</w:t>
-      </w:r>
-    </w:p>
-    <w:p>
-      <w:r>
-        <w:t>| --- | --- | --- | --- |</w:t>
-      </w:r>
-    </w:p>
-    <w:p>
-      <w:r>
-        <w:t>| 2026-06-27 | 0.1 | JP-BR Insurance Knowledge Base | Criação inicial. |</w:t>
-      </w:r>
-    </w:p>
-    <w:p>
-      <w:r>
-        <w:br w:type="page"/>
-      </w:r>
-    </w:p>
-    <w:p>
-      <w:pPr>
-        <w:pStyle w:val="Heading1"/>
-      </w:pPr>
-      <w:r>
-        <w:t>CASE-HOME-0007 - Cliente precisa renovar aluguel e seguro ao mesmo tempo</w:t>
-      </w:r>
-    </w:p>
-    <w:p>
-      <w:pPr>
-        <w:pStyle w:val="Heading2"/>
-      </w:pPr>
-      <w:r>
-        <w:t>Controle</w:t>
-      </w:r>
-    </w:p>
-    <w:p>
-      <w:pPr>
-        <w:pStyle w:val="ListBullet"/>
-      </w:pPr>
-      <w:r>
-        <w:t>Versão: 0.1</w:t>
-      </w:r>
-    </w:p>
-    <w:p>
-      <w:pPr>
-        <w:pStyle w:val="ListBullet"/>
-      </w:pPr>
-      <w:r>
-        <w:t>Data: 2026-06-27</w:t>
-      </w:r>
-    </w:p>
-    <w:p>
-      <w:pPr>
-        <w:pStyle w:val="ListBullet"/>
-      </w:pPr>
-      <w:r>
-        <w:t>Autor: JP-BR Insurance Knowledge Base</w:t>
-      </w:r>
-    </w:p>
-    <w:p>
-      <w:pPr>
-        <w:pStyle w:val="ListBullet"/>
-      </w:pPr>
-      <w:r>
-        <w:t>Histórico: Criação inicial.</w:t>
-      </w:r>
-    </w:p>
-    <w:p>
-      <w:pPr>
-        <w:pStyle w:val="Heading2"/>
-      </w:pPr>
-      <w:r>
-        <w:t>Código</w:t>
-      </w:r>
-    </w:p>
-    <w:p>
-      <w:r>
-        <w:t>CASE-HOME-0007</w:t>
-      </w:r>
-    </w:p>
-    <w:p>
-      <w:pPr>
-        <w:pStyle w:val="Heading2"/>
-      </w:pPr>
-      <w:r>
-        <w:t>Produto ou categoria</w:t>
-      </w:r>
-    </w:p>
-    <w:p>
-      <w:r>
-        <w:t>HOME</w:t>
-      </w:r>
-    </w:p>
-    <w:p>
-      <w:pPr>
-        <w:pStyle w:val="Heading2"/>
-      </w:pPr>
-      <w:r>
-        <w:t>Situação</w:t>
-      </w:r>
-    </w:p>
-    <w:p>
-      <w:r>
-        <w:t>Cliente precisa renovar aluguel e seguro ao mesmo tempo.</w:t>
-      </w:r>
-    </w:p>
-    <w:p>
-      <w:pPr>
-        <w:pStyle w:val="Heading2"/>
-      </w:pPr>
-      <w:r>
-        <w:t>Problema</w:t>
-      </w:r>
-    </w:p>
-    <w:p>
-      <w:r>
-        <w:t>Cliente pode confundir obrigação contratual, cobrança imobiliária, responsabilidade civil e cobertura de seguro.</w:t>
-      </w:r>
-    </w:p>
-    <w:p>
-      <w:pPr>
-        <w:pStyle w:val="Heading2"/>
-      </w:pPr>
-      <w:r>
-        <w:t>Análise</w:t>
-      </w:r>
-    </w:p>
-    <w:p>
-      <w:r>
-        <w:t>O atendimento deve separar contrato de locação, papel da administradora, papel da garantidora, apólice, causa do dano e documentos.</w:t>
-      </w:r>
-    </w:p>
-    <w:p>
-      <w:pPr>
-        <w:pStyle w:val="Heading2"/>
-      </w:pPr>
-      <w:r>
-        <w:t>Orientação ao corretor</w:t>
-      </w:r>
-    </w:p>
-    <w:p>
-      <w:r>
-        <w:t>Pedir contrato de locação, apólice, comunicação da administradora, fotos quando houver dano e histórico de pagamentos ou cobranças.</w:t>
-      </w:r>
-    </w:p>
-    <w:p>
-      <w:pPr>
-        <w:pStyle w:val="Heading2"/>
-      </w:pPr>
-      <w:r>
-        <w:t>Como explicar ao cliente brasileiro</w:t>
-      </w:r>
-    </w:p>
-    <w:p>
-      <w:r>
-        <w:t>Vamos separar o que vem do contrato de aluguel, o que vem do seguro e o que precisa ser analisado pela administradora ou seguradora.</w:t>
-      </w:r>
-    </w:p>
-    <w:p>
-      <w:pPr>
-        <w:pStyle w:val="Heading2"/>
-      </w:pPr>
-      <w:r>
-        <w:t>Resultado esperado</w:t>
-      </w:r>
-    </w:p>
-    <w:p>
-      <w:r>
-        <w:t>Cliente entende quem deve ser contatado, quais documentos reunir e quais conclusões não podem ser antecipadas.</w:t>
-      </w:r>
-    </w:p>
-    <w:p>
-      <w:pPr>
-        <w:pStyle w:val="Heading2"/>
-      </w:pPr>
-      <w:r>
-        <w:t>Limite comercial/compliance</w:t>
-      </w:r>
-    </w:p>
-    <w:p>
-      <w:r>
-        <w:t>O corretor deve usar este caso como orientação de atendimento, sem prometer aprovação de aluguel, devolução de valores, isenção de cobrança, cobertura, indenização ou resultado de análise. A decisão depende do contrato de locação, apólice, documentos, causa do dano, administradora, garantidora e seguradora.</w:t>
-      </w:r>
-    </w:p>
-    <w:p>
-      <w:pPr>
-        <w:pStyle w:val="Heading2"/>
-      </w:pPr>
-      <w:r>
-        <w:t>Termos relacionados</w:t>
-      </w:r>
-    </w:p>
-    <w:p>
-      <w:pPr>
-        <w:pStyle w:val="ListBullet"/>
-      </w:pPr>
-      <w:r>
-        <w:t>HOME-0016 - 契約更新 - Renovação contratual</w:t>
-      </w:r>
-    </w:p>
-    <w:p>
-      <w:pPr>
-        <w:pStyle w:val="ListBullet"/>
-      </w:pPr>
-      <w:r>
-        <w:t>HOME-0017 - 更新料 - Taxa de renovação</w:t>
-      </w:r>
-    </w:p>
-    <w:p>
-      <w:pPr>
-        <w:pStyle w:val="ListBullet"/>
-      </w:pPr>
-      <w:r>
-        <w:t>HOME-0003 - 火災保険加入義務 - Obrigação de contratar seguro contra incêndio</w:t>
-      </w:r>
-    </w:p>
-    <w:p>
-      <w:pPr>
-        <w:pStyle w:val="Heading2"/>
-      </w:pPr>
-      <w:r>
-        <w:t>FAQs relacionadas</w:t>
-      </w:r>
-    </w:p>
-    <w:p>
-      <w:pPr>
-        <w:pStyle w:val="ListBullet"/>
-      </w:pPr>
-      <w:r>
-        <w:t>FAQ-HOME-0016</w:t>
-      </w:r>
-    </w:p>
-    <w:p>
-      <w:pPr>
-        <w:pStyle w:val="ListBullet"/>
-      </w:pPr>
-      <w:r>
-        <w:t>FAQ-HOME-0017</w:t>
-      </w:r>
-    </w:p>
-    <w:p>
-      <w:pPr>
-        <w:pStyle w:val="ListBullet"/>
-      </w:pPr>
-      <w:r>
-        <w:t>FAQ-HOME-0003</w:t>
-      </w:r>
-    </w:p>
-    <w:p>
-      <w:pPr>
-        <w:pStyle w:val="Heading2"/>
-      </w:pPr>
-      <w:r>
-        <w:t>Diálogos relacionados</w:t>
-      </w:r>
-    </w:p>
-    <w:p>
-      <w:pPr>
-        <w:pStyle w:val="ListBullet"/>
-      </w:pPr>
-      <w:r>
-        <w:t>DIALOGUE-HOME-0004</w:t>
-      </w:r>
-    </w:p>
-    <w:p>
-      <w:pPr>
-        <w:pStyle w:val="Heading2"/>
-      </w:pPr>
-      <w:r>
-        <w:t>Referências cruzadas</w:t>
-      </w:r>
-    </w:p>
-    <w:p>
-      <w:pPr>
-        <w:pStyle w:val="ListBullet"/>
-      </w:pPr>
-      <w:r>
-        <w:t>HOME-0016</w:t>
-      </w:r>
-    </w:p>
-    <w:p>
-      <w:pPr>
-        <w:pStyle w:val="ListBullet"/>
-      </w:pPr>
-      <w:r>
-        <w:t>HOME-0017</w:t>
-      </w:r>
-    </w:p>
-    <w:p>
-      <w:pPr>
-        <w:pStyle w:val="ListBullet"/>
-      </w:pPr>
-      <w:r>
-        <w:t>HOME-0003</w:t>
-      </w:r>
-    </w:p>
-    <w:p>
-      <w:pPr>
-        <w:pStyle w:val="ListBullet"/>
-      </w:pPr>
-      <w:r>
-        <w:t>FAQ-HOME-0016</w:t>
-      </w:r>
-    </w:p>
-    <w:p>
-      <w:pPr>
-        <w:pStyle w:val="ListBullet"/>
-      </w:pPr>
-      <w:r>
-        <w:t>FAQ-HOME-0017</w:t>
-      </w:r>
-    </w:p>
-    <w:p>
-      <w:pPr>
-        <w:pStyle w:val="ListBullet"/>
-      </w:pPr>
-      <w:r>
-        <w:t>FAQ-HOME-0003</w:t>
-      </w:r>
-    </w:p>
-    <w:p>
-      <w:pPr>
-        <w:pStyle w:val="ListBullet"/>
-      </w:pPr>
-      <w:r>
-        <w:t>DIALOGUE-HOME-0004</w:t>
-      </w:r>
-    </w:p>
-    <w:p>
-      <w:pPr>
-        <w:pStyle w:val="Heading2"/>
-      </w:pPr>
-      <w:r>
-        <w:t>Referências</w:t>
-      </w:r>
-    </w:p>
-    <w:p>
-      <w:pPr>
-        <w:pStyle w:val="ListBullet"/>
-      </w:pPr>
-      <w:r>
-        <w:t>Documento interno: `EDITORIAL_RULES.md`</w:t>
-      </w:r>
-    </w:p>
-    <w:p>
-      <w:pPr>
-        <w:pStyle w:val="Heading2"/>
-      </w:pPr>
-      <w:r>
-        <w:t>Tags</w:t>
-      </w:r>
-    </w:p>
-    <w:p>
-      <w:pPr>
-        <w:pStyle w:val="ListBullet"/>
-      </w:pPr>
-      <w:r>
-        <w:t>case</w:t>
-      </w:r>
-    </w:p>
-    <w:p>
-      <w:pPr>
-        <w:pStyle w:val="ListBullet"/>
-      </w:pPr>
-      <w:r>
-        <w:t>home</w:t>
-      </w:r>
-    </w:p>
-    <w:p>
-      <w:pPr>
-        <w:pStyle w:val="ListBullet"/>
-      </w:pPr>
-      <w:r>
-        <w:t>housing</w:t>
-      </w:r>
-    </w:p>
-    <w:p>
-      <w:pPr>
-        <w:pStyle w:val="ListBullet"/>
-      </w:pPr>
-      <w:r>
-        <w:t>atendimento</w:t>
-      </w:r>
-    </w:p>
-    <w:p>
-      <w:pPr>
-        <w:pStyle w:val="Heading2"/>
-      </w:pPr>
-      <w:r>
-        <w:t>Veja também</w:t>
-      </w:r>
-    </w:p>
-    <w:p>
-      <w:pPr>
-        <w:pStyle w:val="ListBullet"/>
-      </w:pPr>
-      <w:r>
-        <w:t>`14_FAQ/HOME/FAQ-HOME-0016.md`</w:t>
-      </w:r>
-    </w:p>
-    <w:p>
-      <w:pPr>
-        <w:pStyle w:val="Heading2"/>
-      </w:pPr>
-      <w:r>
-        <w:t>Histórico de revisão</w:t>
-      </w:r>
-    </w:p>
-    <w:p>
-      <w:r>
-        <w:t>| Data | Versão | Autor | Alteração |</w:t>
-      </w:r>
-    </w:p>
-    <w:p>
-      <w:r>
-        <w:t>| --- | --- | --- | --- |</w:t>
-      </w:r>
-    </w:p>
-    <w:p>
-      <w:r>
-        <w:t>| 2026-06-27 | 0.1 | JP-BR Insurance Knowledge Base | Criação inicial. |</w:t>
-      </w:r>
-    </w:p>
-    <w:p>
-      <w:r>
-        <w:br w:type="page"/>
-      </w:r>
-    </w:p>
-    <w:p>
-      <w:pPr>
-        <w:pStyle w:val="Heading1"/>
-      </w:pPr>
-      <w:r>
-        <w:t>CASE-HOME-0008 - Cliente quer proteger móveis e eletrodomésticos no imóvel alugado</w:t>
-      </w:r>
-    </w:p>
-    <w:p>
-      <w:pPr>
-        <w:pStyle w:val="Heading2"/>
-      </w:pPr>
-      <w:r>
-        <w:t>Controle</w:t>
-      </w:r>
-    </w:p>
-    <w:p>
-      <w:pPr>
-        <w:pStyle w:val="ListBullet"/>
-      </w:pPr>
-      <w:r>
-        <w:t>Versão: 0.1</w:t>
-      </w:r>
-    </w:p>
-    <w:p>
-      <w:pPr>
-        <w:pStyle w:val="ListBullet"/>
-      </w:pPr>
-      <w:r>
-        <w:t>Data: 2026-06-27</w:t>
-      </w:r>
-    </w:p>
-    <w:p>
-      <w:pPr>
-        <w:pStyle w:val="ListBullet"/>
-      </w:pPr>
-      <w:r>
-        <w:t>Autor: JP-BR Insurance Knowledge Base</w:t>
-      </w:r>
-    </w:p>
-    <w:p>
-      <w:pPr>
-        <w:pStyle w:val="ListBullet"/>
-      </w:pPr>
-      <w:r>
-        <w:t>Histórico: Criação inicial.</w:t>
-      </w:r>
-    </w:p>
-    <w:p>
-      <w:pPr>
-        <w:pStyle w:val="Heading2"/>
-      </w:pPr>
-      <w:r>
-        <w:t>Código</w:t>
-      </w:r>
-    </w:p>
-    <w:p>
-      <w:r>
-        <w:t>CASE-HOME-0008</w:t>
-      </w:r>
-    </w:p>
-    <w:p>
-      <w:pPr>
-        <w:pStyle w:val="Heading2"/>
-      </w:pPr>
-      <w:r>
-        <w:t>Produto ou categoria</w:t>
-      </w:r>
-    </w:p>
-    <w:p>
-      <w:r>
-        <w:t>HOME</w:t>
-      </w:r>
-    </w:p>
-    <w:p>
-      <w:pPr>
-        <w:pStyle w:val="Heading2"/>
-      </w:pPr>
-      <w:r>
-        <w:t>Situação</w:t>
-      </w:r>
-    </w:p>
-    <w:p>
-      <w:r>
-        <w:t>Cliente quer proteger móveis e eletrodomésticos no imóvel alugado.</w:t>
-      </w:r>
-    </w:p>
-    <w:p>
-      <w:pPr>
-        <w:pStyle w:val="Heading2"/>
-      </w:pPr>
-      <w:r>
-        <w:t>Problema</w:t>
-      </w:r>
-    </w:p>
-    <w:p>
-      <w:r>
-        <w:t>Cliente pode confundir obrigação contratual, cobrança imobiliária, responsabilidade civil e cobertura de seguro.</w:t>
-      </w:r>
-    </w:p>
-    <w:p>
-      <w:pPr>
-        <w:pStyle w:val="Heading2"/>
-      </w:pPr>
-      <w:r>
-        <w:t>Análise</w:t>
-      </w:r>
-    </w:p>
-    <w:p>
-      <w:r>
-        <w:t>O atendimento deve separar contrato de locação, papel da administradora, papel da garantidora, apólice, causa do dano e documentos.</w:t>
-      </w:r>
-    </w:p>
-    <w:p>
-      <w:pPr>
-        <w:pStyle w:val="Heading2"/>
-      </w:pPr>
-      <w:r>
-        <w:t>Orientação ao corretor</w:t>
-      </w:r>
-    </w:p>
-    <w:p>
-      <w:r>
-        <w:t>Pedir contrato de locação, apólice, comunicação da administradora, fotos quando houver dano e histórico de pagamentos ou cobranças.</w:t>
-      </w:r>
-    </w:p>
-    <w:p>
-      <w:pPr>
-        <w:pStyle w:val="Heading2"/>
-      </w:pPr>
-      <w:r>
-        <w:t>Como explicar ao cliente brasileiro</w:t>
-      </w:r>
-    </w:p>
-    <w:p>
-      <w:r>
-        <w:t>Vamos separar o que vem do contrato de aluguel, o que vem do seguro e o que precisa ser analisado pela administradora ou seguradora.</w:t>
-      </w:r>
-    </w:p>
-    <w:p>
-      <w:pPr>
-        <w:pStyle w:val="Heading2"/>
-      </w:pPr>
-      <w:r>
-        <w:t>Resultado esperado</w:t>
-      </w:r>
-    </w:p>
-    <w:p>
-      <w:r>
-        <w:t>Cliente entende quem deve ser contatado, quais documentos reunir e quais conclusões não podem ser antecipadas.</w:t>
-      </w:r>
-    </w:p>
-    <w:p>
-      <w:pPr>
-        <w:pStyle w:val="Heading2"/>
-      </w:pPr>
-      <w:r>
-        <w:t>Limite comercial/compliance</w:t>
-      </w:r>
-    </w:p>
-    <w:p>
-      <w:r>
-        <w:t>O corretor deve usar este caso como orientação de atendimento, sem prometer aprovação de aluguel, devolução de valores, isenção de cobrança, cobertura, indenização ou resultado de análise. A decisão depende do contrato de locação, apólice, documentos, causa do dano, administradora, garantidora e seguradora.</w:t>
-      </w:r>
-    </w:p>
-    <w:p>
-      <w:pPr>
-        <w:pStyle w:val="Heading2"/>
-      </w:pPr>
-      <w:r>
-        <w:t>Termos relacionados</w:t>
-      </w:r>
-    </w:p>
-    <w:p>
-      <w:pPr>
-        <w:pStyle w:val="ListBullet"/>
-      </w:pPr>
-      <w:r>
-        <w:t>HOME-0020 - 家財保険 - Seguro de bens domésticos</w:t>
-      </w:r>
-    </w:p>
-    <w:p>
-      <w:pPr>
-        <w:pStyle w:val="ListBullet"/>
-      </w:pPr>
-      <w:r>
-        <w:t>HOME-0001 - 賃貸住宅 - Imóvel alugado</w:t>
-      </w:r>
-    </w:p>
-    <w:p>
-      <w:pPr>
-        <w:pStyle w:val="ListBullet"/>
-      </w:pPr>
-      <w:r>
-        <w:t>HOME-0003 - 火災保険加入義務 - Obrigação de contratar seguro contra incêndio</w:t>
-      </w:r>
-    </w:p>
-    <w:p>
-      <w:pPr>
-        <w:pStyle w:val="Heading2"/>
-      </w:pPr>
-      <w:r>
-        <w:t>FAQs relacionadas</w:t>
-      </w:r>
-    </w:p>
-    <w:p>
-      <w:pPr>
-        <w:pStyle w:val="ListBullet"/>
-      </w:pPr>
-      <w:r>
-        <w:t>FAQ-HOME-0020</w:t>
-      </w:r>
-    </w:p>
-    <w:p>
-      <w:pPr>
-        <w:pStyle w:val="ListBullet"/>
-      </w:pPr>
-      <w:r>
-        <w:t>FAQ-HOME-0001</w:t>
-      </w:r>
-    </w:p>
-    <w:p>
-      <w:pPr>
-        <w:pStyle w:val="ListBullet"/>
-      </w:pPr>
-      <w:r>
-        <w:t>FAQ-HOME-0003</w:t>
-      </w:r>
-    </w:p>
-    <w:p>
-      <w:pPr>
-        <w:pStyle w:val="Heading2"/>
-      </w:pPr>
-      <w:r>
-        <w:t>Diálogos relacionados</w:t>
-      </w:r>
-    </w:p>
-    <w:p>
-      <w:pPr>
-        <w:pStyle w:val="ListBullet"/>
-      </w:pPr>
-      <w:r>
-        <w:t>DIALOGUE-HOME-0004</w:t>
-      </w:r>
-    </w:p>
-    <w:p>
-      <w:pPr>
-        <w:pStyle w:val="Heading2"/>
-      </w:pPr>
-      <w:r>
-        <w:t>Referências cruzadas</w:t>
-      </w:r>
-    </w:p>
-    <w:p>
-      <w:pPr>
-        <w:pStyle w:val="ListBullet"/>
-      </w:pPr>
-      <w:r>
-        <w:t>HOME-0020</w:t>
-      </w:r>
-    </w:p>
-    <w:p>
-      <w:pPr>
-        <w:pStyle w:val="ListBullet"/>
-      </w:pPr>
-      <w:r>
-        <w:t>HOME-0001</w:t>
-      </w:r>
-    </w:p>
-    <w:p>
-      <w:pPr>
-        <w:pStyle w:val="ListBullet"/>
-      </w:pPr>
-      <w:r>
-        <w:t>HOME-0003</w:t>
-      </w:r>
-    </w:p>
-    <w:p>
-      <w:pPr>
-        <w:pStyle w:val="ListBullet"/>
-      </w:pPr>
-      <w:r>
-        <w:t>FAQ-HOME-0020</w:t>
-      </w:r>
-    </w:p>
-    <w:p>
-      <w:pPr>
-        <w:pStyle w:val="ListBullet"/>
-      </w:pPr>
-      <w:r>
-        <w:t>FAQ-HOME-0001</w:t>
-      </w:r>
-    </w:p>
-    <w:p>
-      <w:pPr>
-        <w:pStyle w:val="ListBullet"/>
-      </w:pPr>
-      <w:r>
-        <w:t>FAQ-HOME-0003</w:t>
-      </w:r>
-    </w:p>
-    <w:p>
-      <w:pPr>
-        <w:pStyle w:val="ListBullet"/>
-      </w:pPr>
-      <w:r>
-        <w:t>DIALOGUE-HOME-0004</w:t>
-      </w:r>
-    </w:p>
-    <w:p>
-      <w:pPr>
-        <w:pStyle w:val="Heading2"/>
-      </w:pPr>
-      <w:r>
-        <w:t>Referências</w:t>
-      </w:r>
-    </w:p>
-    <w:p>
-      <w:pPr>
-        <w:pStyle w:val="ListBullet"/>
-      </w:pPr>
-      <w:r>
-        <w:t>Documento interno: `EDITORIAL_RULES.md`</w:t>
-      </w:r>
-    </w:p>
-    <w:p>
-      <w:pPr>
-        <w:pStyle w:val="Heading2"/>
-      </w:pPr>
-      <w:r>
-        <w:t>Tags</w:t>
-      </w:r>
-    </w:p>
-    <w:p>
-      <w:pPr>
-        <w:pStyle w:val="ListBullet"/>
-      </w:pPr>
-      <w:r>
-        <w:t>case</w:t>
-      </w:r>
-    </w:p>
-    <w:p>
-      <w:pPr>
-        <w:pStyle w:val="ListBullet"/>
-      </w:pPr>
-      <w:r>
-        <w:t>home</w:t>
-      </w:r>
-    </w:p>
-    <w:p>
-      <w:pPr>
-        <w:pStyle w:val="ListBullet"/>
-      </w:pPr>
-      <w:r>
-        <w:t>housing</w:t>
-      </w:r>
-    </w:p>
-    <w:p>
-      <w:pPr>
-        <w:pStyle w:val="ListBullet"/>
-      </w:pPr>
-      <w:r>
-        <w:t>atendimento</w:t>
-      </w:r>
-    </w:p>
-    <w:p>
-      <w:pPr>
-        <w:pStyle w:val="Heading2"/>
-      </w:pPr>
-      <w:r>
-        <w:t>Veja também</w:t>
-      </w:r>
-    </w:p>
-    <w:p>
-      <w:pPr>
-        <w:pStyle w:val="ListBullet"/>
-      </w:pPr>
-      <w:r>
-        <w:t>`14_FAQ/HOME/FAQ-HOME-0020.md`</w:t>
-      </w:r>
-    </w:p>
-    <w:p>
-      <w:pPr>
-        <w:pStyle w:val="Heading2"/>
-      </w:pPr>
-      <w:r>
-        <w:t>Histórico de revisão</w:t>
-      </w:r>
-    </w:p>
-    <w:p>
-      <w:r>
-        <w:t>| Data | Versão | Autor | Alteração |</w:t>
-      </w:r>
-    </w:p>
-    <w:p>
-      <w:r>
-        <w:t>| --- | --- | --- | --- |</w:t>
-      </w:r>
-    </w:p>
-    <w:p>
-      <w:r>
-        <w:t>| 2026-06-27 | 0.1 | JP-BR Insurance Knowledge Base | Criação inicial. |</w:t>
+        <w:t>| 2026-06-27 | 0.2 | JP-BR Insurance Knowledge Base | Padronização para uso do corretor japonês com explicação em português e leitura em katakana. |</w:t>
       </w:r>
     </w:p>
     <w:sectPr>

--- a/18_DOCX/HOME_CASES_0001_0008.docx
+++ b/18_DOCX/HOME_CASES_0001_0008.docx
@@ -151,16 +151,16 @@
     </w:p>
     <w:p>
       <w:r>
-        <w:t>Leitura para pronúncia: ヴァモス セパラール オ キ ヴェン ド コントラート ジ アウゲウ オ キ ヴェン ド セグーロ イ オ キ プレシーザ セール アナリザード ペラ アドミニストラドーラ オウ セグラドーラ</w:t>
-      </w:r>
-    </w:p>
-    <w:p>
-      <w:r>
         <w:t>Português brasileiro: Vamos separar o que vem do contrato de aluguel, o que vem do seguro e o que precisa ser analisado pela administradora ou seguradora.</w:t>
       </w:r>
     </w:p>
     <w:p>
       <w:r>
+        <w:t>カタカナ読み: ヴァモス セパラール オ キ ヴェン ド コントラート ジ アウゲウ オ キ ヴェン ド セグーロ イ オ キ プレシーザ セール アナリザード ペラ アドミニストラドーラ オウ セグラドーラ</w:t>
+      </w:r>
+    </w:p>
+    <w:p>
+      <w:r>
         <w:t>日本語確認用: 契約内容、必要書類、関係先の確認を分けて案内します。</w:t>
       </w:r>
     </w:p>
@@ -575,16 +575,16 @@
     </w:p>
     <w:p>
       <w:r>
-        <w:t>Leitura para pronúncia: ヴァモス セパラール オ キ ヴェン ド コントラート ジ アウゲウ オ キ ヴェン ド セグーロ イ オ キ プレシーザ セール アナリザード ペラ アドミニストラドーラ オウ セグラドーラ</w:t>
-      </w:r>
-    </w:p>
-    <w:p>
-      <w:r>
         <w:t>Português brasileiro: Vamos separar o que vem do contrato de aluguel, o que vem do seguro e o que precisa ser analisado pela administradora ou seguradora.</w:t>
       </w:r>
     </w:p>
     <w:p>
       <w:r>
+        <w:t>カタカナ読み: ヴァモス セパラール オ キ ヴェン ド コントラート ジ アウゲウ オ キ ヴェン ド セグーロ イ オ キ プレシーザ セール アナリザード ペラ アドミニストラドーラ オウ セグラドーラ</w:t>
+      </w:r>
+    </w:p>
+    <w:p>
+      <w:r>
         <w:t>日本語確認用: 契約内容、必要書類、関係先の確認を分けて案内します。</w:t>
       </w:r>
     </w:p>
@@ -999,16 +999,16 @@
     </w:p>
     <w:p>
       <w:r>
-        <w:t>Leitura para pronúncia: ヴァモス セパラール オ キ ヴェン ド コントラート ジ アウゲウ オ キ ヴェン ド セグーロ イ オ キ プレシーザ セール アナリザード ペラ アドミニストラドーラ オウ セグラドーラ</w:t>
-      </w:r>
-    </w:p>
-    <w:p>
-      <w:r>
         <w:t>Português brasileiro: Vamos separar o que vem do contrato de aluguel, o que vem do seguro e o que precisa ser analisado pela administradora ou seguradora.</w:t>
       </w:r>
     </w:p>
     <w:p>
       <w:r>
+        <w:t>カタカナ読み: ヴァモス セパラール オ キ ヴェン ド コントラート ジ アウゲウ オ キ ヴェン ド セグーロ イ オ キ プレシーザ セール アナリザード ペラ アドミニストラドーラ オウ セグラドーラ</w:t>
+      </w:r>
+    </w:p>
+    <w:p>
+      <w:r>
         <w:t>日本語確認用: 契約内容、必要書類、関係先の確認を分けて案内します。</w:t>
       </w:r>
     </w:p>
@@ -1423,16 +1423,16 @@
     </w:p>
     <w:p>
       <w:r>
-        <w:t>Leitura para pronúncia: ヴァモス セパラール オ キ ヴェン ド コントラート ジ アウゲウ オ キ ヴェン ド セグーロ イ オ キ プレシーザ セール アナリザード ペラ アドミニストラドーラ オウ セグラドーラ</w:t>
-      </w:r>
-    </w:p>
-    <w:p>
-      <w:r>
         <w:t>Português brasileiro: Vamos separar o que vem do contrato de aluguel, o que vem do seguro e o que precisa ser analisado pela administradora ou seguradora.</w:t>
       </w:r>
     </w:p>
     <w:p>
       <w:r>
+        <w:t>カタカナ読み: ヴァモス セパラール オ キ ヴェン ド コントラート ジ アウゲウ オ キ ヴェン ド セグーロ イ オ キ プレシーザ セール アナリザード ペラ アドミニストラドーラ オウ セグラドーラ</w:t>
+      </w:r>
+    </w:p>
+    <w:p>
+      <w:r>
         <w:t>日本語確認用: 契約内容、必要書類、関係先の確認を分けて案内します。</w:t>
       </w:r>
     </w:p>
@@ -1847,16 +1847,16 @@
     </w:p>
     <w:p>
       <w:r>
-        <w:t>Leitura para pronúncia: ヴァモス セパラール オ キ ヴェン ド コントラート ジ アウゲウ オ キ ヴェン ド セグーロ イ オ キ プレシーザ セール アナリザード ペラ アドミニストラドーラ オウ セグラドーラ</w:t>
-      </w:r>
-    </w:p>
-    <w:p>
-      <w:r>
         <w:t>Português brasileiro: Vamos separar o que vem do contrato de aluguel, o que vem do seguro e o que precisa ser analisado pela administradora ou seguradora.</w:t>
       </w:r>
     </w:p>
     <w:p>
       <w:r>
+        <w:t>カタカナ読み: ヴァモス セパラール オ キ ヴェン ド コントラート ジ アウゲウ オ キ ヴェン ド セグーロ イ オ キ プレシーザ セール アナリザード ペラ アドミニストラドーラ オウ セグラドーラ</w:t>
+      </w:r>
+    </w:p>
+    <w:p>
+      <w:r>
         <w:t>日本語確認用: 契約内容、必要書類、関係先の確認を分けて案内します。</w:t>
       </w:r>
     </w:p>
@@ -2271,16 +2271,16 @@
     </w:p>
     <w:p>
       <w:r>
-        <w:t>Leitura para pronúncia: ヴァモス セパラール オ キ ヴェン ド コントラート ジ アウゲウ オ キ ヴェン ド セグーロ イ オ キ プレシーザ セール アナリザード ペラ アドミニストラドーラ オウ セグラドーラ</w:t>
-      </w:r>
-    </w:p>
-    <w:p>
-      <w:r>
         <w:t>Português brasileiro: Vamos separar o que vem do contrato de aluguel, o que vem do seguro e o que precisa ser analisado pela administradora ou seguradora.</w:t>
       </w:r>
     </w:p>
     <w:p>
       <w:r>
+        <w:t>カタカナ読み: ヴァモス セパラール オ キ ヴェン ド コントラート ジ アウゲウ オ キ ヴェン ド セグーロ イ オ キ プレシーザ セール アナリザード ペラ アドミニストラドーラ オウ セグラドーラ</w:t>
+      </w:r>
+    </w:p>
+    <w:p>
+      <w:r>
         <w:t>日本語確認用: 契約内容、必要書類、関係先の確認を分けて案内します。</w:t>
       </w:r>
     </w:p>
@@ -2695,16 +2695,16 @@
     </w:p>
     <w:p>
       <w:r>
-        <w:t>Leitura para pronúncia: ヴァモス セパラール オ キ ヴェン ド コントラート ジ アウゲウ オ キ ヴェン ド セグーロ イ オ キ プレシーザ セール アナリザード ペラ アドミニストラドーラ オウ セグラドーラ</w:t>
-      </w:r>
-    </w:p>
-    <w:p>
-      <w:r>
         <w:t>Português brasileiro: Vamos separar o que vem do contrato de aluguel, o que vem do seguro e o que precisa ser analisado pela administradora ou seguradora.</w:t>
       </w:r>
     </w:p>
     <w:p>
       <w:r>
+        <w:t>カタカナ読み: ヴァモス セパラール オ キ ヴェン ド コントラート ジ アウゲウ オ キ ヴェン ド セグーロ イ オ キ プレシーザ セール アナリザード ペラ アドミニストラドーラ オウ セグラドーラ</w:t>
+      </w:r>
+    </w:p>
+    <w:p>
+      <w:r>
         <w:t>日本語確認用: 契約内容、必要書類、関係先の確認を分けて案内します。</w:t>
       </w:r>
     </w:p>
@@ -3119,12 +3119,12 @@
     </w:p>
     <w:p>
       <w:r>
-        <w:t>Leitura para pronúncia: ヴァモス セパラール オ キ ヴェン ド コントラート ジ アウゲウ オ キ ヴェン ド セグーロ イ オ キ プレシーザ セール アナリザード ペラ アドミニストラドーラ オウ セグラドーラ</w:t>
-      </w:r>
-    </w:p>
-    <w:p>
-      <w:r>
         <w:t>Português brasileiro: Vamos separar o que vem do contrato de aluguel, o que vem do seguro e o que precisa ser analisado pela administradora ou seguradora.</w:t>
+      </w:r>
+    </w:p>
+    <w:p>
+      <w:r>
+        <w:t>カタカナ読み: ヴァモス セパラール オ キ ヴェン ド コントラート ジ アウゲウ オ キ ヴェン ド セグーロ イ オ キ プレシーザ セール アナリザード ペラ アドミニストラドーラ オウ セグラドーラ</w:t>
       </w:r>
     </w:p>
     <w:p>
